--- a/documentation/4_Websummary.docx
+++ b/documentation/4_Websummary.docx
@@ -16,23 +16,120 @@
     </w:p>
     <w:p>
       <w:pPr>
-        <w:pStyle w:val="Paragraphedeliste"/>
-        <w:ind w:left="0"/>
-        <w:rPr>
-          <w:rFonts w:ascii="Arial" w:hAnsi="Arial"/>
-          <w:bCs/>
+        <w:pStyle w:val="Titre"/>
+        <w:rPr>
+          <w:lang w:val="fr-CH" w:eastAsia="fr-CH"/>
+        </w:rPr>
+      </w:pPr>
+      <w:r>
+        <w:rPr>
+          <w:lang w:val="fr-CH" w:eastAsia="fr-CH"/>
+        </w:rPr>
+        <w:t>Gestion des Accès multifacteur</w:t>
+      </w:r>
+    </w:p>
+    <w:p>
+      <w:pPr>
+        <w:autoSpaceDE w:val="0"/>
+        <w:autoSpaceDN w:val="0"/>
+        <w:adjustRightInd w:val="0"/>
+        <w:rPr>
+          <w:rFonts w:cs="Arial"/>
+          <w:szCs w:val="22"/>
+          <w:lang w:val="fr-CH" w:eastAsia="fr-CH"/>
+        </w:rPr>
+      </w:pPr>
+    </w:p>
+    <w:p>
+      <w:pPr>
+        <w:pStyle w:val="Titre1"/>
+        <w:rPr>
+          <w:lang w:val="fr-CH" w:eastAsia="fr-CH"/>
+        </w:rPr>
+      </w:pPr>
+      <w:r>
+        <w:rPr>
+          <w:lang w:val="fr-CH" w:eastAsia="fr-CH"/>
+        </w:rPr>
+        <w:t>Situation de départ, objectif, devoir</w:t>
+      </w:r>
+    </w:p>
+    <w:p>
+      <w:pPr>
+        <w:pStyle w:val="Titre2"/>
+        <w:rPr>
+          <w:lang w:val="fr-CH" w:eastAsia="fr-CH"/>
+        </w:rPr>
+      </w:pPr>
+      <w:r>
+        <w:rPr>
+          <w:lang w:val="fr-CH" w:eastAsia="fr-CH"/>
+        </w:rPr>
+        <w:t>Situation de départ</w:t>
+      </w:r>
+    </w:p>
+    <w:p>
+      <w:pPr>
+        <w:pStyle w:val="Titre2"/>
+        <w:rPr>
+          <w:rFonts w:ascii="Arial" w:eastAsia="Times New Roman" w:hAnsi="Arial" w:cs="Times New Roman"/>
+          <w:color w:val="auto"/>
+          <w:sz w:val="22"/>
           <w:szCs w:val="20"/>
-          <w:lang w:val="fr-CH" w:bidi="ar-SA"/>
-        </w:rPr>
-      </w:pPr>
-      <w:r>
-        <w:rPr>
-          <w:rFonts w:ascii="Arial" w:hAnsi="Arial"/>
-          <w:bCs/>
+          <w:lang w:eastAsia="fr-CH"/>
+        </w:rPr>
+      </w:pPr>
+      <w:r>
+        <w:rPr>
+          <w:rFonts w:ascii="Arial" w:eastAsia="Times New Roman" w:hAnsi="Arial" w:cs="Times New Roman"/>
+          <w:color w:val="auto"/>
+          <w:sz w:val="22"/>
           <w:szCs w:val="20"/>
-          <w:lang w:val="fr-CH" w:bidi="ar-SA"/>
-        </w:rPr>
-        <w:t>Le résumé doit contenir :</w:t>
+          <w:lang w:eastAsia="fr-CH"/>
+        </w:rPr>
+        <w:t xml:space="preserve">Dans les écoles ou les entreprises, l’accès aux portes et le pointage des heures sont souvent gérés de manière peu sécurisée ou séparée. Les clés peuvent être perdues et le pointage manuel peut entraîner des erreurs. </w:t>
+      </w:r>
+    </w:p>
+    <w:p>
+      <w:pPr>
+        <w:pStyle w:val="Titre2"/>
+        <w:rPr>
+          <w:lang w:val="fr-CH" w:eastAsia="fr-CH"/>
+        </w:rPr>
+      </w:pPr>
+      <w:r>
+        <w:rPr>
+          <w:lang w:val="fr-CH" w:eastAsia="fr-CH"/>
+        </w:rPr>
+        <w:t>Objectif</w:t>
+      </w:r>
+    </w:p>
+    <w:p>
+      <w:pPr>
+        <w:pStyle w:val="Sansinterligne"/>
+        <w:rPr>
+          <w:lang w:val="fr-CH" w:eastAsia="fr-CH"/>
+        </w:rPr>
+      </w:pPr>
+      <w:r>
+        <w:rPr>
+          <w:lang w:eastAsia="fr-CH"/>
+        </w:rPr>
+        <w:t>L’objectif du projet est de réaliser un système de contrôle d’accès et de pointage des heures à l’aide de badges RFID.</w:t>
+      </w:r>
+    </w:p>
+    <w:p>
+      <w:pPr>
+        <w:pStyle w:val="Sansinterligne"/>
+        <w:rPr>
+          <w:lang w:val="fr-CH" w:eastAsia="fr-CH"/>
+        </w:rPr>
+      </w:pPr>
+      <w:r>
+        <w:rPr>
+          <w:lang w:val="fr-CH" w:eastAsia="fr-CH"/>
+        </w:rPr>
+        <w:t>Le badge permet :</w:t>
       </w:r>
     </w:p>
     <w:p>
@@ -40,32 +137,24 @@
         <w:pStyle w:val="Paragraphedeliste"/>
         <w:numPr>
           <w:ilvl w:val="0"/>
-          <w:numId w:val="2"/>
+          <w:numId w:val="11"/>
         </w:numPr>
         <w:rPr>
-          <w:rFonts w:ascii="Arial" w:hAnsi="Arial"/>
-          <w:bCs/>
-          <w:szCs w:val="20"/>
-          <w:lang w:val="fr-CH" w:bidi="ar-SA"/>
-        </w:rPr>
-      </w:pPr>
-      <w:r>
-        <w:rPr>
-          <w:rFonts w:ascii="Arial" w:hAnsi="Arial"/>
-          <w:bCs/>
-          <w:szCs w:val="20"/>
-          <w:lang w:val="fr-CH" w:bidi="ar-SA"/>
-        </w:rPr>
-        <w:t>D</w:t>
-      </w:r>
-      <w:r>
-        <w:rPr>
-          <w:rFonts w:ascii="Arial" w:hAnsi="Arial"/>
-          <w:bCs/>
-          <w:szCs w:val="20"/>
-          <w:lang w:val="fr-CH" w:bidi="ar-SA"/>
-        </w:rPr>
-        <w:t>élimitation et objectif du projet d’examen</w:t>
+          <w:rFonts w:ascii="Arial" w:hAnsi="Arial" w:cs="Arial"/>
+          <w:lang w:val="fr-CH" w:eastAsia="fr-CH"/>
+        </w:rPr>
+      </w:pPr>
+      <w:r>
+        <w:rPr>
+          <w:rFonts w:ascii="Arial" w:hAnsi="Arial" w:cs="Arial"/>
+        </w:rPr>
+        <w:t>De</w:t>
+      </w:r>
+      <w:r>
+        <w:rPr>
+          <w:rFonts w:ascii="Arial" w:hAnsi="Arial" w:cs="Arial"/>
+        </w:rPr>
+        <w:t xml:space="preserve"> déverrouiller une porte autorisée</w:t>
       </w:r>
     </w:p>
     <w:p>
@@ -73,23 +162,86 @@
         <w:pStyle w:val="Paragraphedeliste"/>
         <w:numPr>
           <w:ilvl w:val="0"/>
-          <w:numId w:val="2"/>
+          <w:numId w:val="11"/>
         </w:numPr>
         <w:rPr>
-          <w:rFonts w:ascii="Arial" w:hAnsi="Arial"/>
-          <w:bCs/>
-          <w:szCs w:val="20"/>
-          <w:lang w:val="fr-CH" w:bidi="ar-SA"/>
-        </w:rPr>
-      </w:pPr>
-      <w:r>
-        <w:rPr>
-          <w:rFonts w:ascii="Arial" w:hAnsi="Arial"/>
-          <w:bCs/>
-          <w:szCs w:val="20"/>
-          <w:lang w:val="fr-CH" w:bidi="ar-SA"/>
-        </w:rPr>
-        <w:t>Un graphique/schéma/image pertinent/-e</w:t>
+          <w:rFonts w:ascii="Arial" w:hAnsi="Arial" w:cs="Arial"/>
+          <w:lang w:val="fr-CH" w:eastAsia="fr-CH"/>
+        </w:rPr>
+      </w:pPr>
+      <w:r>
+        <w:rPr>
+          <w:rFonts w:ascii="Arial" w:hAnsi="Arial" w:cs="Arial"/>
+          <w:lang w:val="fr-CH"/>
+        </w:rPr>
+        <w:t>D</w:t>
+      </w:r>
+      <w:r>
+        <w:rPr>
+          <w:rFonts w:ascii="Arial" w:hAnsi="Arial" w:cs="Arial"/>
+          <w:lang w:val="fr-CH"/>
+        </w:rPr>
+        <w:t>e pointer les heures d’entrée et de sortie</w:t>
+      </w:r>
+    </w:p>
+    <w:p>
+      <w:pPr>
+        <w:rPr>
+          <w:szCs w:val="22"/>
+        </w:rPr>
+      </w:pPr>
+      <w:r>
+        <w:rPr>
+          <w:szCs w:val="22"/>
+        </w:rPr>
+        <w:t>Un écran LCD informe clairement l’utilisateur si l’accès est autorisé ou refusé.</w:t>
+      </w:r>
+    </w:p>
+    <w:p>
+      <w:pPr>
+        <w:pStyle w:val="Titre2"/>
+        <w:rPr>
+          <w:lang w:val="fr-CH"/>
+        </w:rPr>
+      </w:pPr>
+      <w:r>
+        <w:rPr>
+          <w:lang w:val="fr-CH"/>
+        </w:rPr>
+        <w:t>Environnement, situation</w:t>
+      </w:r>
+    </w:p>
+    <w:p>
+      <w:pPr>
+        <w:rPr>
+          <w:lang w:val="fr-CH"/>
+        </w:rPr>
+      </w:pPr>
+      <w:r>
+        <w:rPr>
+          <w:lang w:val="fr-CH"/>
+        </w:rPr>
+        <w:t>Le système est destiné à des environnements scolaires ou professionnels (écoles, entreprises, locaux à accès restreint).</w:t>
+      </w:r>
+      <w:r>
+        <w:rPr>
+          <w:lang w:val="fr-CH"/>
+        </w:rPr>
+        <w:br/>
+        <w:t>Il est utilisé par des élèves, employés ou visiteurs autorisés.</w:t>
+      </w:r>
+    </w:p>
+    <w:p>
+      <w:pPr>
+        <w:rPr>
+          <w:lang w:val="fr-CH"/>
+        </w:rPr>
+      </w:pPr>
+      <w:r>
+        <w:rPr>
+          <w:lang w:val="fr-CH"/>
+        </w:rPr>
+        <w:t>Le matériel utilisé comprend :</w:t>
       </w:r>
     </w:p>
     <w:p>
@@ -97,22 +249,26 @@
         <w:pStyle w:val="Paragraphedeliste"/>
         <w:numPr>
           <w:ilvl w:val="0"/>
-          <w:numId w:val="2"/>
+          <w:numId w:val="8"/>
         </w:numPr>
         <w:rPr>
-          <w:rFonts w:ascii="Arial" w:hAnsi="Arial"/>
-          <w:bCs/>
-          <w:szCs w:val="20"/>
-          <w:lang w:val="fr-CH" w:bidi="ar-SA"/>
-        </w:rPr>
-      </w:pPr>
-      <w:r>
-        <w:rPr>
-          <w:rFonts w:ascii="Arial" w:hAnsi="Arial"/>
-          <w:bCs/>
+          <w:rFonts w:ascii="Arial" w:hAnsi="Arial" w:cs="Arial"/>
           <w:lang w:val="fr-CH"/>
         </w:rPr>
-        <w:t>Une description du travail et de la solution</w:t>
+      </w:pPr>
+      <w:r>
+        <w:rPr>
+          <w:rFonts w:ascii="Arial" w:hAnsi="Arial" w:cs="Arial"/>
+          <w:lang w:val="fr-CH"/>
+        </w:rPr>
+        <w:t>Un</w:t>
+      </w:r>
+      <w:r>
+        <w:rPr>
+          <w:rFonts w:ascii="Arial" w:hAnsi="Arial" w:cs="Arial"/>
+          <w:lang w:val="fr-CH"/>
+        </w:rPr>
+        <w:t xml:space="preserve"> scanner RFID pour le contrôle des portes</w:t>
       </w:r>
     </w:p>
     <w:p>
@@ -120,743 +276,253 @@
         <w:pStyle w:val="Paragraphedeliste"/>
         <w:numPr>
           <w:ilvl w:val="0"/>
-          <w:numId w:val="2"/>
+          <w:numId w:val="8"/>
         </w:numPr>
         <w:rPr>
-          <w:rFonts w:ascii="Arial" w:hAnsi="Arial"/>
-          <w:bCs/>
-          <w:szCs w:val="20"/>
-          <w:lang w:val="fr-CH" w:bidi="ar-SA"/>
-        </w:rPr>
-      </w:pPr>
-      <w:r>
-        <w:rPr>
-          <w:rFonts w:ascii="Arial" w:hAnsi="Arial"/>
-          <w:bCs/>
+          <w:rFonts w:ascii="Arial" w:hAnsi="Arial" w:cs="Arial"/>
           <w:lang w:val="fr-CH"/>
         </w:rPr>
-        <w:t>Faire au maximum 2 pages</w:t>
+      </w:pPr>
+      <w:r>
+        <w:rPr>
+          <w:rFonts w:ascii="Arial" w:hAnsi="Arial" w:cs="Arial"/>
+          <w:lang w:val="fr-CH"/>
+        </w:rPr>
+        <w:t>Un</w:t>
+      </w:r>
+      <w:r>
+        <w:rPr>
+          <w:rFonts w:ascii="Arial" w:hAnsi="Arial" w:cs="Arial"/>
+          <w:lang w:val="fr-CH"/>
+        </w:rPr>
+        <w:t xml:space="preserve"> scanner RFID pour le pointage des heures</w:t>
       </w:r>
     </w:p>
     <w:p>
       <w:pPr>
         <w:pStyle w:val="Paragraphedeliste"/>
-        <w:ind w:left="0"/>
-        <w:rPr>
-          <w:rFonts w:ascii="Arial" w:hAnsi="Arial"/>
-          <w:bCs/>
+        <w:numPr>
+          <w:ilvl w:val="0"/>
+          <w:numId w:val="8"/>
+        </w:numPr>
+        <w:rPr>
+          <w:rFonts w:ascii="Arial" w:hAnsi="Arial" w:cs="Arial"/>
           <w:lang w:val="fr-CH"/>
         </w:rPr>
       </w:pPr>
+      <w:r>
+        <w:rPr>
+          <w:rFonts w:ascii="Arial" w:hAnsi="Arial" w:cs="Arial"/>
+          <w:lang w:val="fr-CH"/>
+        </w:rPr>
+        <w:t>Un</w:t>
+      </w:r>
+      <w:r>
+        <w:rPr>
+          <w:rFonts w:ascii="Arial" w:hAnsi="Arial" w:cs="Arial"/>
+          <w:lang w:val="fr-CH"/>
+        </w:rPr>
+        <w:t xml:space="preserve"> écran LCD pour l’affichage des messages</w:t>
+      </w:r>
     </w:p>
     <w:p>
       <w:pPr>
-        <w:pStyle w:val="Paragraphedeliste"/>
-        <w:ind w:left="0"/>
-        <w:rPr>
-          <w:rFonts w:ascii="Arial" w:hAnsi="Arial"/>
-          <w:bCs/>
-          <w:i/>
-          <w:color w:val="1F497D"/>
-          <w:sz w:val="16"/>
-          <w:lang w:val="fr-CH"/>
-        </w:rPr>
-      </w:pPr>
-      <w:r>
-        <w:rPr>
-          <w:rFonts w:ascii="Arial" w:hAnsi="Arial"/>
-          <w:bCs/>
-          <w:i/>
-          <w:color w:val="1F497D"/>
-          <w:sz w:val="16"/>
-          <w:lang w:val="fr-CH"/>
-        </w:rPr>
-        <w:t xml:space="preserve">L’objectif de ce résumé est de démontrer les compétences d’un/-e informaticien/-ne CFC à la fin de son apprentissage. Portez attention à ne dévoiler aucun secret d’entreprise ! Le résumé fera également partie des documents évalués par les experts avec le/la supérieur/-e professionnel/-le après la présentation du projet. Une version papier sera imprimée en trois exemplaires et remise aux experts ainsi qu’au/à la supérieur/-e professionnel au début de la présentation. Le candidat </w:t>
-      </w:r>
-      <w:r>
-        <w:rPr>
-          <w:rFonts w:ascii="Arial" w:hAnsi="Arial"/>
-          <w:bCs/>
-          <w:i/>
-          <w:color w:val="1F497D"/>
-          <w:sz w:val="16"/>
-          <w:lang w:val="fr-CH"/>
-        </w:rPr>
-        <w:t>enverra l</w:t>
-      </w:r>
-      <w:r>
-        <w:rPr>
-          <w:rFonts w:ascii="Arial" w:hAnsi="Arial"/>
-          <w:bCs/>
-          <w:i/>
-          <w:color w:val="1F497D"/>
-          <w:sz w:val="16"/>
-          <w:lang w:val="fr-CH"/>
-        </w:rPr>
-        <w:t>e Web-</w:t>
-      </w:r>
-      <w:proofErr w:type="spellStart"/>
-      <w:r>
-        <w:rPr>
-          <w:rFonts w:ascii="Arial" w:hAnsi="Arial"/>
-          <w:bCs/>
-          <w:i/>
-          <w:color w:val="1F497D"/>
-          <w:sz w:val="16"/>
-          <w:lang w:val="fr-CH"/>
-        </w:rPr>
-        <w:t>Summary</w:t>
-      </w:r>
-      <w:proofErr w:type="spellEnd"/>
-      <w:r>
-        <w:rPr>
-          <w:rFonts w:ascii="Arial" w:hAnsi="Arial"/>
-          <w:bCs/>
-          <w:i/>
-          <w:color w:val="1F497D"/>
-          <w:sz w:val="16"/>
-          <w:lang w:val="fr-CH"/>
-        </w:rPr>
-        <w:t xml:space="preserve"> </w:t>
-      </w:r>
-      <w:r>
-        <w:rPr>
-          <w:rFonts w:ascii="Arial" w:hAnsi="Arial"/>
-          <w:bCs/>
-          <w:i/>
-          <w:color w:val="1F497D"/>
-          <w:sz w:val="16"/>
-          <w:lang w:val="fr-CH"/>
-        </w:rPr>
-        <w:t xml:space="preserve">par </w:t>
-      </w:r>
-      <w:proofErr w:type="gramStart"/>
-      <w:r>
-        <w:rPr>
-          <w:rFonts w:ascii="Arial" w:hAnsi="Arial"/>
-          <w:bCs/>
-          <w:i/>
-          <w:color w:val="1F497D"/>
-          <w:sz w:val="16"/>
-          <w:lang w:val="fr-CH"/>
-        </w:rPr>
-        <w:t>e-mail</w:t>
-      </w:r>
-      <w:proofErr w:type="gramEnd"/>
-      <w:r>
-        <w:rPr>
-          <w:rFonts w:ascii="Arial" w:hAnsi="Arial"/>
-          <w:bCs/>
-          <w:i/>
-          <w:color w:val="1F497D"/>
-          <w:sz w:val="16"/>
-          <w:lang w:val="fr-CH"/>
-        </w:rPr>
-        <w:t xml:space="preserve"> aux experts au plus tard deux jours</w:t>
-      </w:r>
-      <w:r>
-        <w:rPr>
-          <w:rFonts w:ascii="Arial" w:hAnsi="Arial"/>
-          <w:bCs/>
-          <w:i/>
-          <w:color w:val="1F497D"/>
-          <w:sz w:val="16"/>
-          <w:lang w:val="fr-CH"/>
-        </w:rPr>
-        <w:t xml:space="preserve"> avant la présentation du projet. </w:t>
+        <w:pStyle w:val="Titre1"/>
+        <w:rPr>
+          <w:lang w:val="fr-CH" w:eastAsia="fr-CH"/>
+        </w:rPr>
+      </w:pPr>
+      <w:r>
+        <w:rPr>
+          <w:lang w:val="fr-CH" w:eastAsia="fr-CH"/>
+        </w:rPr>
+        <w:t>Solution, résultat</w:t>
       </w:r>
     </w:p>
     <w:p>
       <w:pPr>
-        <w:pStyle w:val="Paragraphedeliste"/>
-        <w:ind w:left="0"/>
-        <w:rPr>
-          <w:rFonts w:ascii="Arial" w:hAnsi="Arial"/>
-          <w:bCs/>
-          <w:i/>
-          <w:color w:val="1F497D"/>
-          <w:sz w:val="16"/>
-          <w:lang w:val="fr-CH"/>
-        </w:rPr>
-      </w:pPr>
+        <w:pStyle w:val="Titre2"/>
+        <w:rPr>
+          <w:lang w:val="fr-CH" w:eastAsia="fr-CH"/>
+        </w:rPr>
+      </w:pPr>
+      <w:r>
+        <w:rPr>
+          <w:lang w:val="fr-CH" w:eastAsia="fr-CH"/>
+        </w:rPr>
+        <w:t>Voie suivie</w:t>
+      </w:r>
     </w:p>
     <w:p>
       <w:pPr>
-        <w:pStyle w:val="Paragraphedeliste"/>
-        <w:ind w:left="0"/>
-        <w:rPr>
-          <w:rFonts w:ascii="Arial" w:hAnsi="Arial"/>
-          <w:bCs/>
-          <w:i/>
-          <w:color w:val="1F497D"/>
-          <w:sz w:val="16"/>
-          <w:lang w:val="fr-CH"/>
-        </w:rPr>
-      </w:pPr>
-      <w:r>
-        <w:rPr>
-          <w:rFonts w:ascii="Arial" w:hAnsi="Arial"/>
-          <w:bCs/>
-          <w:i/>
-          <w:color w:val="1F497D"/>
-          <w:sz w:val="16"/>
-          <w:lang w:val="fr-CH"/>
-        </w:rPr>
-        <w:t>Exemple de structure :</w:t>
+        <w:rPr>
+          <w:lang w:val="fr-CH" w:eastAsia="fr-CH"/>
+        </w:rPr>
+      </w:pPr>
+      <w:r>
+        <w:rPr>
+          <w:lang w:eastAsia="fr-CH"/>
+        </w:rPr>
+        <w:t>Une solution basée sur l’identification par badge RFID a été mise en place. Deux scanners sont utilisés selon la fonction (porte ou pointage). Les données sont enregistrées dans une base de données et affichées sur l’écran LCD.</w:t>
       </w:r>
     </w:p>
     <w:p>
       <w:pPr>
+        <w:pStyle w:val="Titre2"/>
+        <w:rPr>
+          <w:rFonts w:ascii="Times New Roman" w:hAnsi="Times New Roman"/>
+          <w:sz w:val="24"/>
+          <w:szCs w:val="24"/>
+          <w:lang w:val="fr-CH" w:eastAsia="fr-CH"/>
+        </w:rPr>
+      </w:pPr>
+      <w:r>
+        <w:rPr>
+          <w:lang w:val="fr-CH" w:eastAsia="fr-CH"/>
+        </w:rPr>
+        <w:t>Résultat / produit</w:t>
+      </w:r>
+      <w:r>
+        <w:rPr>
+          <w:rFonts w:ascii="Times New Roman" w:hAnsi="Times New Roman"/>
+          <w:sz w:val="24"/>
+          <w:szCs w:val="24"/>
+          <w:lang w:val="fr-CH" w:eastAsia="fr-CH"/>
+        </w:rPr>
+        <w:t xml:space="preserve"> </w:t>
+      </w:r>
+    </w:p>
+    <w:p>
+      <w:pPr>
+        <w:pStyle w:val="Titre2"/>
+      </w:pPr>
+      <w:r>
+        <w:t>Le produit final est un système simple et efficace permettant :</w:t>
+      </w:r>
+    </w:p>
+    <w:p>
+      <w:pPr>
+        <w:pStyle w:val="Paragraphedeliste"/>
         <w:numPr>
           <w:ilvl w:val="0"/>
-          <w:numId w:val="4"/>
+          <w:numId w:val="10"/>
         </w:numPr>
-        <w:autoSpaceDE w:val="0"/>
-        <w:autoSpaceDN w:val="0"/>
-        <w:adjustRightInd w:val="0"/>
-        <w:rPr>
-          <w:rFonts w:cs="Arial"/>
-          <w:b/>
-          <w:bCs/>
-          <w:szCs w:val="22"/>
+        <w:rPr>
+          <w:rFonts w:ascii="Arial" w:eastAsiaTheme="majorEastAsia" w:hAnsi="Arial" w:cs="Arial"/>
           <w:lang w:val="fr-CH" w:eastAsia="fr-CH"/>
         </w:rPr>
       </w:pPr>
       <w:r>
         <w:rPr>
-          <w:rFonts w:cs="Arial"/>
-          <w:b/>
-          <w:bCs/>
-          <w:szCs w:val="22"/>
+          <w:rFonts w:ascii="Arial" w:eastAsiaTheme="majorEastAsia" w:hAnsi="Arial" w:cs="Arial"/>
           <w:lang w:val="fr-CH" w:eastAsia="fr-CH"/>
         </w:rPr>
-        <w:t>Titre du TPI</w:t>
+        <w:t>Le</w:t>
+      </w:r>
+      <w:r>
+        <w:rPr>
+          <w:rFonts w:ascii="Arial" w:eastAsiaTheme="majorEastAsia" w:hAnsi="Arial" w:cs="Arial"/>
+          <w:lang w:val="fr-CH" w:eastAsia="fr-CH"/>
+        </w:rPr>
+        <w:t xml:space="preserve"> contrôle d’accès aux portes</w:t>
       </w:r>
     </w:p>
     <w:p>
       <w:pPr>
-        <w:autoSpaceDE w:val="0"/>
-        <w:autoSpaceDN w:val="0"/>
-        <w:adjustRightInd w:val="0"/>
-        <w:rPr>
-          <w:rFonts w:cs="Arial"/>
-          <w:szCs w:val="22"/>
+        <w:pStyle w:val="Paragraphedeliste"/>
+        <w:numPr>
+          <w:ilvl w:val="0"/>
+          <w:numId w:val="10"/>
+        </w:numPr>
+        <w:rPr>
+          <w:rFonts w:ascii="Arial" w:eastAsiaTheme="majorEastAsia" w:hAnsi="Arial" w:cs="Arial"/>
           <w:lang w:val="fr-CH" w:eastAsia="fr-CH"/>
         </w:rPr>
       </w:pPr>
+      <w:r>
+        <w:rPr>
+          <w:rFonts w:ascii="Arial" w:eastAsiaTheme="majorEastAsia" w:hAnsi="Arial" w:cs="Arial"/>
+          <w:lang w:val="fr-CH" w:eastAsia="fr-CH"/>
+        </w:rPr>
+        <w:t>Le</w:t>
+      </w:r>
+      <w:r>
+        <w:rPr>
+          <w:rFonts w:ascii="Arial" w:eastAsiaTheme="majorEastAsia" w:hAnsi="Arial" w:cs="Arial"/>
+          <w:lang w:val="fr-CH" w:eastAsia="fr-CH"/>
+        </w:rPr>
+        <w:t xml:space="preserve"> pointage automatique des heures</w:t>
+      </w:r>
     </w:p>
     <w:p>
       <w:pPr>
+        <w:pStyle w:val="Paragraphedeliste"/>
         <w:numPr>
           <w:ilvl w:val="0"/>
-          <w:numId w:val="4"/>
+          <w:numId w:val="10"/>
         </w:numPr>
-        <w:autoSpaceDE w:val="0"/>
-        <w:autoSpaceDN w:val="0"/>
-        <w:adjustRightInd w:val="0"/>
-        <w:rPr>
-          <w:rFonts w:cs="Arial"/>
-          <w:b/>
-          <w:bCs/>
-          <w:szCs w:val="22"/>
+        <w:rPr>
+          <w:rFonts w:ascii="Arial" w:eastAsiaTheme="majorEastAsia" w:hAnsi="Arial" w:cs="Arial"/>
           <w:lang w:val="fr-CH" w:eastAsia="fr-CH"/>
         </w:rPr>
       </w:pPr>
       <w:r>
         <w:rPr>
-          <w:rFonts w:cs="Arial"/>
-          <w:b/>
-          <w:bCs/>
-          <w:szCs w:val="22"/>
+          <w:rFonts w:ascii="Arial" w:eastAsiaTheme="majorEastAsia" w:hAnsi="Arial" w:cs="Arial"/>
           <w:lang w:val="fr-CH" w:eastAsia="fr-CH"/>
         </w:rPr>
-        <w:t>Situation de départ, objectif, devoir</w:t>
+        <w:t>Un</w:t>
+      </w:r>
+      <w:r>
+        <w:rPr>
+          <w:rFonts w:ascii="Arial" w:eastAsiaTheme="majorEastAsia" w:hAnsi="Arial" w:cs="Arial"/>
+          <w:lang w:val="fr-CH" w:eastAsia="fr-CH"/>
+        </w:rPr>
+        <w:t xml:space="preserve"> affichage clair pour l’utilisateur</w:t>
       </w:r>
     </w:p>
     <w:p>
       <w:pPr>
-        <w:numPr>
-          <w:ilvl w:val="1"/>
-          <w:numId w:val="4"/>
-        </w:numPr>
-        <w:autoSpaceDE w:val="0"/>
-        <w:autoSpaceDN w:val="0"/>
-        <w:adjustRightInd w:val="0"/>
-        <w:rPr>
-          <w:rFonts w:cs="Arial"/>
-          <w:b/>
-          <w:bCs/>
-          <w:szCs w:val="22"/>
+        <w:pStyle w:val="Titre2"/>
+        <w:rPr>
           <w:lang w:val="fr-CH" w:eastAsia="fr-CH"/>
         </w:rPr>
       </w:pPr>
       <w:r>
         <w:rPr>
-          <w:rFonts w:cs="Arial"/>
-          <w:b/>
-          <w:bCs/>
-          <w:szCs w:val="22"/>
           <w:lang w:val="fr-CH" w:eastAsia="fr-CH"/>
         </w:rPr>
-        <w:t>Environnement, situation</w:t>
+        <w:t>Conclusion personnelle</w:t>
       </w:r>
     </w:p>
     <w:p>
       <w:pPr>
-        <w:numPr>
-          <w:ilvl w:val="1"/>
-          <w:numId w:val="2"/>
-        </w:numPr>
-        <w:autoSpaceDE w:val="0"/>
-        <w:autoSpaceDN w:val="0"/>
-        <w:adjustRightInd w:val="0"/>
         <w:rPr>
           <w:rFonts w:cs="Arial"/>
-          <w:szCs w:val="22"/>
           <w:lang w:val="fr-CH" w:eastAsia="fr-CH"/>
         </w:rPr>
       </w:pPr>
-      <w:proofErr w:type="gramStart"/>
       <w:r>
         <w:rPr>
           <w:rFonts w:cs="Arial"/>
-          <w:szCs w:val="22"/>
-          <w:lang w:val="fr-CH" w:eastAsia="fr-CH"/>
-        </w:rPr>
-        <w:t>pour</w:t>
-      </w:r>
-      <w:proofErr w:type="gramEnd"/>
+          <w:lang w:eastAsia="fr-CH"/>
+        </w:rPr>
+        <w:t xml:space="preserve">Ce projet </w:t>
+      </w:r>
       <w:r>
         <w:rPr>
           <w:rFonts w:cs="Arial"/>
-          <w:szCs w:val="22"/>
-          <w:lang w:val="fr-CH" w:eastAsia="fr-CH"/>
-        </w:rPr>
-        <w:t xml:space="preserve"> quel processus doit-on développer une (nouvelle) solution ?</w:t>
-      </w:r>
-    </w:p>
-    <w:p>
-      <w:pPr>
-        <w:numPr>
-          <w:ilvl w:val="1"/>
-          <w:numId w:val="4"/>
-        </w:numPr>
-        <w:autoSpaceDE w:val="0"/>
-        <w:autoSpaceDN w:val="0"/>
-        <w:adjustRightInd w:val="0"/>
+          <w:lang w:eastAsia="fr-CH"/>
+        </w:rPr>
+        <w:t>nous a</w:t>
+      </w:r>
+      <w:r>
         <w:rPr>
           <w:rFonts w:cs="Arial"/>
-          <w:b/>
-          <w:bCs/>
-          <w:szCs w:val="22"/>
-          <w:lang w:val="fr-CH" w:eastAsia="fr-CH"/>
-        </w:rPr>
-      </w:pPr>
-      <w:r>
-        <w:rPr>
-          <w:rFonts w:cs="Arial"/>
-          <w:b/>
-          <w:bCs/>
-          <w:szCs w:val="22"/>
-          <w:lang w:val="fr-CH" w:eastAsia="fr-CH"/>
-        </w:rPr>
-        <w:t>Situation de départ</w:t>
-      </w:r>
-    </w:p>
-    <w:p>
-      <w:pPr>
-        <w:numPr>
-          <w:ilvl w:val="1"/>
-          <w:numId w:val="2"/>
-        </w:numPr>
-        <w:autoSpaceDE w:val="0"/>
-        <w:autoSpaceDN w:val="0"/>
-        <w:adjustRightInd w:val="0"/>
-        <w:rPr>
-          <w:rFonts w:cs="Arial"/>
-          <w:szCs w:val="22"/>
-          <w:lang w:val="fr-CH" w:eastAsia="fr-CH"/>
-        </w:rPr>
-      </w:pPr>
-      <w:proofErr w:type="gramStart"/>
-      <w:r>
-        <w:rPr>
-          <w:rFonts w:cs="Arial"/>
-          <w:szCs w:val="22"/>
-          <w:lang w:val="fr-CH" w:eastAsia="fr-CH"/>
-        </w:rPr>
-        <w:t>solution</w:t>
-      </w:r>
-      <w:proofErr w:type="gramEnd"/>
-      <w:r>
-        <w:rPr>
-          <w:rFonts w:cs="Arial"/>
-          <w:szCs w:val="22"/>
-          <w:lang w:val="fr-CH" w:eastAsia="fr-CH"/>
-        </w:rPr>
-        <w:t xml:space="preserve"> actuelle</w:t>
-      </w:r>
-    </w:p>
-    <w:p>
-      <w:pPr>
-        <w:numPr>
-          <w:ilvl w:val="1"/>
-          <w:numId w:val="4"/>
-        </w:numPr>
-        <w:autoSpaceDE w:val="0"/>
-        <w:autoSpaceDN w:val="0"/>
-        <w:adjustRightInd w:val="0"/>
-        <w:rPr>
-          <w:rFonts w:cs="Arial"/>
-          <w:b/>
-          <w:bCs/>
-          <w:szCs w:val="22"/>
-          <w:lang w:val="fr-CH" w:eastAsia="fr-CH"/>
-        </w:rPr>
-      </w:pPr>
-      <w:r>
-        <w:rPr>
-          <w:rFonts w:cs="Arial"/>
-          <w:b/>
-          <w:bCs/>
-          <w:szCs w:val="22"/>
-          <w:lang w:val="fr-CH" w:eastAsia="fr-CH"/>
-        </w:rPr>
-        <w:t>Objectif</w:t>
-      </w:r>
-    </w:p>
-    <w:p>
-      <w:pPr>
-        <w:numPr>
-          <w:ilvl w:val="1"/>
-          <w:numId w:val="2"/>
-        </w:numPr>
-        <w:autoSpaceDE w:val="0"/>
-        <w:autoSpaceDN w:val="0"/>
-        <w:adjustRightInd w:val="0"/>
-        <w:rPr>
-          <w:rFonts w:cs="Arial"/>
-          <w:szCs w:val="22"/>
-          <w:lang w:val="fr-CH" w:eastAsia="fr-CH"/>
-        </w:rPr>
-      </w:pPr>
-      <w:proofErr w:type="gramStart"/>
-      <w:r>
-        <w:rPr>
-          <w:rFonts w:cs="Arial"/>
-          <w:szCs w:val="22"/>
-          <w:lang w:val="fr-CH" w:eastAsia="fr-CH"/>
-        </w:rPr>
-        <w:t>qu’est</w:t>
-      </w:r>
-      <w:proofErr w:type="gramEnd"/>
-      <w:r>
-        <w:rPr>
-          <w:rFonts w:cs="Arial"/>
-          <w:szCs w:val="22"/>
-          <w:lang w:val="fr-CH" w:eastAsia="fr-CH"/>
-        </w:rPr>
-        <w:t xml:space="preserve">-ce qui doit être atteint, </w:t>
-      </w:r>
-      <w:proofErr w:type="gramStart"/>
-      <w:r>
-        <w:rPr>
-          <w:rFonts w:cs="Arial"/>
-          <w:szCs w:val="22"/>
-          <w:lang w:val="fr-CH" w:eastAsia="fr-CH"/>
-        </w:rPr>
-        <w:t>qu’apporte la</w:t>
-      </w:r>
-      <w:proofErr w:type="gramEnd"/>
-      <w:r>
-        <w:rPr>
-          <w:rFonts w:cs="Arial"/>
-          <w:szCs w:val="22"/>
-          <w:lang w:val="fr-CH" w:eastAsia="fr-CH"/>
-        </w:rPr>
-        <w:t xml:space="preserve"> (nouvelle) solution ?</w:t>
-      </w:r>
-    </w:p>
-    <w:p>
-      <w:pPr>
-        <w:autoSpaceDE w:val="0"/>
-        <w:autoSpaceDN w:val="0"/>
-        <w:adjustRightInd w:val="0"/>
-        <w:ind w:left="720"/>
-        <w:rPr>
-          <w:rFonts w:cs="Arial"/>
-          <w:b/>
-          <w:bCs/>
-          <w:szCs w:val="22"/>
-          <w:lang w:val="fr-CH" w:eastAsia="fr-CH"/>
-        </w:rPr>
-      </w:pPr>
-    </w:p>
-    <w:p>
-      <w:pPr>
-        <w:numPr>
-          <w:ilvl w:val="0"/>
-          <w:numId w:val="4"/>
-        </w:numPr>
-        <w:autoSpaceDE w:val="0"/>
-        <w:autoSpaceDN w:val="0"/>
-        <w:adjustRightInd w:val="0"/>
-        <w:rPr>
-          <w:rFonts w:cs="Arial"/>
-          <w:b/>
-          <w:bCs/>
-          <w:szCs w:val="22"/>
-          <w:lang w:val="fr-CH" w:eastAsia="fr-CH"/>
-        </w:rPr>
-      </w:pPr>
-      <w:r>
-        <w:rPr>
-          <w:rFonts w:cs="Arial"/>
-          <w:b/>
-          <w:bCs/>
-          <w:szCs w:val="22"/>
-          <w:lang w:val="fr-CH" w:eastAsia="fr-CH"/>
-        </w:rPr>
-        <w:t>Représentation graphique parlante</w:t>
-      </w:r>
-    </w:p>
-    <w:p>
-      <w:pPr>
-        <w:autoSpaceDE w:val="0"/>
-        <w:autoSpaceDN w:val="0"/>
-        <w:adjustRightInd w:val="0"/>
-        <w:ind w:left="720"/>
-        <w:rPr>
-          <w:rFonts w:cs="Arial"/>
-          <w:b/>
-          <w:bCs/>
-          <w:szCs w:val="22"/>
-          <w:lang w:val="fr-CH" w:eastAsia="fr-CH"/>
-        </w:rPr>
-      </w:pPr>
-    </w:p>
-    <w:p>
-      <w:pPr>
-        <w:numPr>
-          <w:ilvl w:val="0"/>
-          <w:numId w:val="4"/>
-        </w:numPr>
-        <w:autoSpaceDE w:val="0"/>
-        <w:autoSpaceDN w:val="0"/>
-        <w:adjustRightInd w:val="0"/>
-        <w:rPr>
-          <w:rFonts w:cs="Arial"/>
-          <w:b/>
-          <w:bCs/>
-          <w:szCs w:val="22"/>
-          <w:lang w:val="fr-CH" w:eastAsia="fr-CH"/>
-        </w:rPr>
-      </w:pPr>
-      <w:r>
-        <w:rPr>
-          <w:rFonts w:cs="Arial"/>
-          <w:b/>
-          <w:bCs/>
-          <w:szCs w:val="22"/>
-          <w:lang w:val="fr-CH" w:eastAsia="fr-CH"/>
-        </w:rPr>
-        <w:t>Solution, résultat</w:t>
-      </w:r>
-    </w:p>
-    <w:p>
-      <w:pPr>
-        <w:numPr>
-          <w:ilvl w:val="1"/>
-          <w:numId w:val="4"/>
-        </w:numPr>
-        <w:autoSpaceDE w:val="0"/>
-        <w:autoSpaceDN w:val="0"/>
-        <w:adjustRightInd w:val="0"/>
-        <w:rPr>
-          <w:rFonts w:cs="Arial"/>
-          <w:b/>
-          <w:bCs/>
-          <w:szCs w:val="22"/>
-          <w:lang w:val="fr-CH" w:eastAsia="fr-CH"/>
-        </w:rPr>
-      </w:pPr>
-      <w:r>
-        <w:rPr>
-          <w:rFonts w:cs="Arial"/>
-          <w:b/>
-          <w:bCs/>
-          <w:szCs w:val="22"/>
-          <w:lang w:val="fr-CH" w:eastAsia="fr-CH"/>
-        </w:rPr>
-        <w:t>Voie suivie</w:t>
-      </w:r>
-    </w:p>
-    <w:p>
-      <w:pPr>
-        <w:numPr>
-          <w:ilvl w:val="1"/>
-          <w:numId w:val="2"/>
-        </w:numPr>
-        <w:autoSpaceDE w:val="0"/>
-        <w:autoSpaceDN w:val="0"/>
-        <w:adjustRightInd w:val="0"/>
-        <w:rPr>
-          <w:rFonts w:cs="Arial"/>
-          <w:szCs w:val="22"/>
-          <w:lang w:val="fr-CH" w:eastAsia="fr-CH"/>
-        </w:rPr>
-      </w:pPr>
-      <w:proofErr w:type="gramStart"/>
-      <w:r>
-        <w:rPr>
-          <w:rFonts w:cs="Arial"/>
-          <w:szCs w:val="22"/>
-          <w:lang w:val="fr-CH" w:eastAsia="fr-CH"/>
-        </w:rPr>
-        <w:t>explications</w:t>
-      </w:r>
-      <w:proofErr w:type="gramEnd"/>
-      <w:r>
-        <w:rPr>
-          <w:rFonts w:cs="Arial"/>
-          <w:szCs w:val="22"/>
-          <w:lang w:val="fr-CH" w:eastAsia="fr-CH"/>
-        </w:rPr>
-        <w:t>, idées de solution, choix, solution élaborée</w:t>
-      </w:r>
-    </w:p>
-    <w:p>
-      <w:pPr>
-        <w:numPr>
-          <w:ilvl w:val="1"/>
-          <w:numId w:val="4"/>
-        </w:numPr>
-        <w:autoSpaceDE w:val="0"/>
-        <w:autoSpaceDN w:val="0"/>
-        <w:adjustRightInd w:val="0"/>
-        <w:rPr>
-          <w:rFonts w:cs="Arial"/>
-          <w:b/>
-          <w:bCs/>
-          <w:szCs w:val="22"/>
-          <w:lang w:val="fr-CH" w:eastAsia="fr-CH"/>
-        </w:rPr>
-      </w:pPr>
-      <w:r>
-        <w:rPr>
-          <w:rFonts w:cs="Arial"/>
-          <w:b/>
-          <w:bCs/>
-          <w:szCs w:val="22"/>
-          <w:lang w:val="fr-CH" w:eastAsia="fr-CH"/>
-        </w:rPr>
-        <w:t>Résultat / produit</w:t>
-      </w:r>
-    </w:p>
-    <w:p>
-      <w:pPr>
-        <w:pStyle w:val="Paragraphedeliste"/>
-        <w:numPr>
-          <w:ilvl w:val="1"/>
-          <w:numId w:val="2"/>
-        </w:numPr>
-        <w:spacing w:after="0"/>
-        <w:rPr>
-          <w:rFonts w:ascii="Arial" w:hAnsi="Arial" w:cs="Arial"/>
-          <w:lang w:val="fr-CH" w:eastAsia="fr-CH"/>
-        </w:rPr>
-      </w:pPr>
-      <w:proofErr w:type="gramStart"/>
-      <w:r>
-        <w:rPr>
-          <w:rFonts w:ascii="Arial" w:hAnsi="Arial" w:cs="Arial"/>
-          <w:lang w:val="fr-CH" w:eastAsia="fr-CH"/>
-        </w:rPr>
-        <w:t>qu’est</w:t>
-      </w:r>
-      <w:proofErr w:type="gramEnd"/>
-      <w:r>
-        <w:rPr>
-          <w:rFonts w:ascii="Arial" w:hAnsi="Arial" w:cs="Arial"/>
-          <w:lang w:val="fr-CH" w:eastAsia="fr-CH"/>
-        </w:rPr>
-        <w:t>-ce qui a été atteint, qu’est-ce qui ne l’est pas (encore), quelle est la suite envisagée</w:t>
-      </w:r>
-    </w:p>
-    <w:p>
-      <w:pPr>
-        <w:numPr>
-          <w:ilvl w:val="1"/>
-          <w:numId w:val="4"/>
-        </w:numPr>
-        <w:autoSpaceDE w:val="0"/>
-        <w:autoSpaceDN w:val="0"/>
-        <w:adjustRightInd w:val="0"/>
-        <w:rPr>
-          <w:rFonts w:cs="Arial"/>
-          <w:b/>
-          <w:bCs/>
-          <w:szCs w:val="22"/>
-          <w:lang w:val="fr-CH" w:eastAsia="fr-CH"/>
-        </w:rPr>
-      </w:pPr>
-      <w:r>
-        <w:rPr>
-          <w:rFonts w:cs="Arial"/>
-          <w:b/>
-          <w:bCs/>
-          <w:szCs w:val="22"/>
-          <w:lang w:val="fr-CH" w:eastAsia="fr-CH"/>
-        </w:rPr>
-        <w:t>Conclusion personnelle</w:t>
-      </w:r>
-    </w:p>
-    <w:p>
-      <w:pPr>
-        <w:numPr>
-          <w:ilvl w:val="1"/>
-          <w:numId w:val="2"/>
-        </w:numPr>
-        <w:autoSpaceDE w:val="0"/>
-        <w:autoSpaceDN w:val="0"/>
-        <w:adjustRightInd w:val="0"/>
-        <w:rPr>
-          <w:rFonts w:cs="Arial"/>
-          <w:szCs w:val="22"/>
-          <w:lang w:val="fr-CH" w:eastAsia="fr-CH"/>
-        </w:rPr>
-      </w:pPr>
-      <w:r>
-        <w:rPr>
-          <w:rFonts w:cs="Arial"/>
-          <w:szCs w:val="22"/>
-          <w:lang w:val="fr-CH" w:eastAsia="fr-CH"/>
-        </w:rPr>
-        <w:t>Ce que j’ai appris et ce que je continuerais à faire par la suite pour améliorer le résultat obtenu ou étendre les fonctionnalités.</w:t>
-      </w:r>
-    </w:p>
-    <w:p>
-      <w:pPr>
-        <w:pStyle w:val="Paragraphedeliste"/>
-        <w:ind w:left="1440"/>
-        <w:rPr>
-          <w:rFonts w:ascii="Arial" w:hAnsi="Arial" w:cs="Arial"/>
-          <w:lang w:val="fr-CH" w:eastAsia="fr-CH"/>
-        </w:rPr>
-      </w:pPr>
-    </w:p>
-    <w:p>
-      <w:pPr>
-        <w:pStyle w:val="Paragraphedeliste"/>
-        <w:ind w:left="708"/>
-        <w:rPr>
-          <w:rFonts w:ascii="Arial" w:hAnsi="Arial" w:cs="Arial"/>
-          <w:bCs/>
-          <w:i/>
-          <w:color w:val="1F497D"/>
-          <w:lang w:val="fr-CH"/>
-        </w:rPr>
-      </w:pPr>
+          <w:lang w:eastAsia="fr-CH"/>
+        </w:rPr>
+        <w:t xml:space="preserve"> permis de comprendre le fonctionnement d’un système RFID réel et de travailler sur un cas proche du monde professionnel. Les objectifs ont été atteints et le système répond aux besoins de sécurité et de suivi.</w:t>
+      </w:r>
     </w:p>
     <w:sectPr>
       <w:headerReference w:type="default" r:id="rId10"/>
@@ -1121,6 +787,155 @@
 <file path=word/numbering.xml><?xml version="1.0" encoding="utf-8"?>
 <w:numbering xmlns:wpc="http://schemas.microsoft.com/office/word/2010/wordprocessingCanvas" xmlns:cx="http://schemas.microsoft.com/office/drawing/2014/chartex" xmlns:cx1="http://schemas.microsoft.com/office/drawing/2015/9/8/chartex" xmlns:cx2="http://schemas.microsoft.com/office/drawing/2015/10/21/chartex" xmlns:cx3="http://schemas.microsoft.com/office/drawing/2016/5/9/chartex" xmlns:cx4="http://schemas.microsoft.com/office/drawing/2016/5/10/chartex" xmlns:cx5="http://schemas.microsoft.com/office/drawing/2016/5/11/chartex" xmlns:cx6="http://schemas.microsoft.com/office/drawing/2016/5/12/chartex" xmlns:cx7="http://schemas.microsoft.com/office/drawing/2016/5/13/chartex" xmlns:cx8="http://schemas.microsoft.com/office/drawing/2016/5/14/chartex" xmlns:mc="http://schemas.openxmlformats.org/markup-compatibility/2006" xmlns:aink="http://schemas.microsoft.com/office/drawing/2016/ink" xmlns:am3d="http://schemas.microsoft.com/office/drawing/2017/model3d" xmlns:o="urn:schemas-microsoft-com:office:office" xmlns:oel="http://schemas.microsoft.com/office/2019/extlst" xmlns:r="http://schemas.openxmlformats.org/officeDocument/2006/relationships" xmlns:m="http://schemas.openxmlformats.org/officeDocument/2006/math" xmlns:v="urn:schemas-microsoft-com:vml" xmlns:wp14="http://schemas.microsoft.com/office/word/2010/wordprocessingDrawing" xmlns:wp="http://schemas.openxmlformats.org/drawingml/2006/wordprocessingDrawing" xmlns:w10="urn:schemas-microsoft-com:office:word" xmlns:w="http://schemas.openxmlformats.org/wordprocessingml/2006/main" xmlns:w14="http://schemas.microsoft.com/office/word/2010/wordml" xmlns:w15="http://schemas.microsoft.com/office/word/2012/wordml" xmlns:w16cex="http://schemas.microsoft.com/office/word/2018/wordml/cex" xmlns:w16cid="http://schemas.microsoft.com/office/word/2016/wordml/cid" xmlns:w16="http://schemas.microsoft.com/office/word/2018/wordml" xmlns:w16du="http://schemas.microsoft.com/office/word/2023/wordml/word16du" xmlns:w16sdtdh="http://schemas.microsoft.com/office/word/2020/wordml/sdtdatahash" xmlns:w16sdtfl="http://schemas.microsoft.com/office/word/2024/wordml/sdtformatlock" xmlns:w16se="http://schemas.microsoft.com/office/word/2015/wordml/symex" xmlns:wpg="http://schemas.microsoft.com/office/word/2010/wordprocessingGroup" xmlns:wpi="http://schemas.microsoft.com/office/word/2010/wordprocessingInk" xmlns:wne="http://schemas.microsoft.com/office/word/2006/wordml" xmlns:wps="http://schemas.microsoft.com/office/word/2010/wordprocessingShape" mc:Ignorable="w14 w15 w16se w16cid w16 w16cex w16sdtdh w16sdtfl w16du wp14">
   <w:abstractNum w:abstractNumId="0" w15:restartNumberingAfterBreak="0">
+    <w:nsid w:val="034D565D"/>
+    <w:multiLevelType w:val="multilevel"/>
+    <w:tmpl w:val="CF4643CA"/>
+    <w:lvl w:ilvl="0">
+      <w:start w:val="1"/>
+      <w:numFmt w:val="bullet"/>
+      <w:lvlText w:val=""/>
+      <w:lvlJc w:val="left"/>
+      <w:pPr>
+        <w:tabs>
+          <w:tab w:val="num" w:pos="720"/>
+        </w:tabs>
+        <w:ind w:left="720" w:hanging="360"/>
+      </w:pPr>
+      <w:rPr>
+        <w:rFonts w:ascii="Symbol" w:hAnsi="Symbol" w:hint="default"/>
+        <w:sz w:val="20"/>
+      </w:rPr>
+    </w:lvl>
+    <w:lvl w:ilvl="1" w:tentative="1">
+      <w:start w:val="1"/>
+      <w:numFmt w:val="bullet"/>
+      <w:lvlText w:val="o"/>
+      <w:lvlJc w:val="left"/>
+      <w:pPr>
+        <w:tabs>
+          <w:tab w:val="num" w:pos="1440"/>
+        </w:tabs>
+        <w:ind w:left="1440" w:hanging="360"/>
+      </w:pPr>
+      <w:rPr>
+        <w:rFonts w:ascii="Courier New" w:hAnsi="Courier New" w:hint="default"/>
+        <w:sz w:val="20"/>
+      </w:rPr>
+    </w:lvl>
+    <w:lvl w:ilvl="2" w:tentative="1">
+      <w:start w:val="1"/>
+      <w:numFmt w:val="bullet"/>
+      <w:lvlText w:val=""/>
+      <w:lvlJc w:val="left"/>
+      <w:pPr>
+        <w:tabs>
+          <w:tab w:val="num" w:pos="2160"/>
+        </w:tabs>
+        <w:ind w:left="2160" w:hanging="360"/>
+      </w:pPr>
+      <w:rPr>
+        <w:rFonts w:ascii="Wingdings" w:hAnsi="Wingdings" w:hint="default"/>
+        <w:sz w:val="20"/>
+      </w:rPr>
+    </w:lvl>
+    <w:lvl w:ilvl="3" w:tentative="1">
+      <w:start w:val="1"/>
+      <w:numFmt w:val="bullet"/>
+      <w:lvlText w:val=""/>
+      <w:lvlJc w:val="left"/>
+      <w:pPr>
+        <w:tabs>
+          <w:tab w:val="num" w:pos="2880"/>
+        </w:tabs>
+        <w:ind w:left="2880" w:hanging="360"/>
+      </w:pPr>
+      <w:rPr>
+        <w:rFonts w:ascii="Wingdings" w:hAnsi="Wingdings" w:hint="default"/>
+        <w:sz w:val="20"/>
+      </w:rPr>
+    </w:lvl>
+    <w:lvl w:ilvl="4" w:tentative="1">
+      <w:start w:val="1"/>
+      <w:numFmt w:val="bullet"/>
+      <w:lvlText w:val=""/>
+      <w:lvlJc w:val="left"/>
+      <w:pPr>
+        <w:tabs>
+          <w:tab w:val="num" w:pos="3600"/>
+        </w:tabs>
+        <w:ind w:left="3600" w:hanging="360"/>
+      </w:pPr>
+      <w:rPr>
+        <w:rFonts w:ascii="Wingdings" w:hAnsi="Wingdings" w:hint="default"/>
+        <w:sz w:val="20"/>
+      </w:rPr>
+    </w:lvl>
+    <w:lvl w:ilvl="5" w:tentative="1">
+      <w:start w:val="1"/>
+      <w:numFmt w:val="bullet"/>
+      <w:lvlText w:val=""/>
+      <w:lvlJc w:val="left"/>
+      <w:pPr>
+        <w:tabs>
+          <w:tab w:val="num" w:pos="4320"/>
+        </w:tabs>
+        <w:ind w:left="4320" w:hanging="360"/>
+      </w:pPr>
+      <w:rPr>
+        <w:rFonts w:ascii="Wingdings" w:hAnsi="Wingdings" w:hint="default"/>
+        <w:sz w:val="20"/>
+      </w:rPr>
+    </w:lvl>
+    <w:lvl w:ilvl="6" w:tentative="1">
+      <w:start w:val="1"/>
+      <w:numFmt w:val="bullet"/>
+      <w:lvlText w:val=""/>
+      <w:lvlJc w:val="left"/>
+      <w:pPr>
+        <w:tabs>
+          <w:tab w:val="num" w:pos="5040"/>
+        </w:tabs>
+        <w:ind w:left="5040" w:hanging="360"/>
+      </w:pPr>
+      <w:rPr>
+        <w:rFonts w:ascii="Wingdings" w:hAnsi="Wingdings" w:hint="default"/>
+        <w:sz w:val="20"/>
+      </w:rPr>
+    </w:lvl>
+    <w:lvl w:ilvl="7" w:tentative="1">
+      <w:start w:val="1"/>
+      <w:numFmt w:val="bullet"/>
+      <w:lvlText w:val=""/>
+      <w:lvlJc w:val="left"/>
+      <w:pPr>
+        <w:tabs>
+          <w:tab w:val="num" w:pos="5760"/>
+        </w:tabs>
+        <w:ind w:left="5760" w:hanging="360"/>
+      </w:pPr>
+      <w:rPr>
+        <w:rFonts w:ascii="Wingdings" w:hAnsi="Wingdings" w:hint="default"/>
+        <w:sz w:val="20"/>
+      </w:rPr>
+    </w:lvl>
+    <w:lvl w:ilvl="8" w:tentative="1">
+      <w:start w:val="1"/>
+      <w:numFmt w:val="bullet"/>
+      <w:lvlText w:val=""/>
+      <w:lvlJc w:val="left"/>
+      <w:pPr>
+        <w:tabs>
+          <w:tab w:val="num" w:pos="6480"/>
+        </w:tabs>
+        <w:ind w:left="6480" w:hanging="360"/>
+      </w:pPr>
+      <w:rPr>
+        <w:rFonts w:ascii="Wingdings" w:hAnsi="Wingdings" w:hint="default"/>
+        <w:sz w:val="20"/>
+      </w:rPr>
+    </w:lvl>
+  </w:abstractNum>
+  <w:abstractNum w:abstractNumId="1" w15:restartNumberingAfterBreak="0">
     <w:nsid w:val="0FE8576C"/>
     <w:multiLevelType w:val="hybridMultilevel"/>
     <w:tmpl w:val="4C724A18"/>
@@ -1232,7 +1047,120 @@
       </w:rPr>
     </w:lvl>
   </w:abstractNum>
-  <w:abstractNum w:abstractNumId="1" w15:restartNumberingAfterBreak="0">
+  <w:abstractNum w:abstractNumId="2" w15:restartNumberingAfterBreak="0">
+    <w:nsid w:val="15936E7F"/>
+    <w:multiLevelType w:val="hybridMultilevel"/>
+    <w:tmpl w:val="A10CB970"/>
+    <w:lvl w:ilvl="0" w:tplc="100C0001">
+      <w:start w:val="1"/>
+      <w:numFmt w:val="bullet"/>
+      <w:lvlText w:val=""/>
+      <w:lvlJc w:val="left"/>
+      <w:pPr>
+        <w:ind w:left="720" w:hanging="360"/>
+      </w:pPr>
+      <w:rPr>
+        <w:rFonts w:ascii="Symbol" w:hAnsi="Symbol" w:hint="default"/>
+      </w:rPr>
+    </w:lvl>
+    <w:lvl w:ilvl="1" w:tplc="100C0003" w:tentative="1">
+      <w:start w:val="1"/>
+      <w:numFmt w:val="bullet"/>
+      <w:lvlText w:val="o"/>
+      <w:lvlJc w:val="left"/>
+      <w:pPr>
+        <w:ind w:left="1440" w:hanging="360"/>
+      </w:pPr>
+      <w:rPr>
+        <w:rFonts w:ascii="Courier New" w:hAnsi="Courier New" w:cs="Courier New" w:hint="default"/>
+      </w:rPr>
+    </w:lvl>
+    <w:lvl w:ilvl="2" w:tplc="100C0005" w:tentative="1">
+      <w:start w:val="1"/>
+      <w:numFmt w:val="bullet"/>
+      <w:lvlText w:val=""/>
+      <w:lvlJc w:val="left"/>
+      <w:pPr>
+        <w:ind w:left="2160" w:hanging="360"/>
+      </w:pPr>
+      <w:rPr>
+        <w:rFonts w:ascii="Wingdings" w:hAnsi="Wingdings" w:hint="default"/>
+      </w:rPr>
+    </w:lvl>
+    <w:lvl w:ilvl="3" w:tplc="100C0001" w:tentative="1">
+      <w:start w:val="1"/>
+      <w:numFmt w:val="bullet"/>
+      <w:lvlText w:val=""/>
+      <w:lvlJc w:val="left"/>
+      <w:pPr>
+        <w:ind w:left="2880" w:hanging="360"/>
+      </w:pPr>
+      <w:rPr>
+        <w:rFonts w:ascii="Symbol" w:hAnsi="Symbol" w:hint="default"/>
+      </w:rPr>
+    </w:lvl>
+    <w:lvl w:ilvl="4" w:tplc="100C0003" w:tentative="1">
+      <w:start w:val="1"/>
+      <w:numFmt w:val="bullet"/>
+      <w:lvlText w:val="o"/>
+      <w:lvlJc w:val="left"/>
+      <w:pPr>
+        <w:ind w:left="3600" w:hanging="360"/>
+      </w:pPr>
+      <w:rPr>
+        <w:rFonts w:ascii="Courier New" w:hAnsi="Courier New" w:cs="Courier New" w:hint="default"/>
+      </w:rPr>
+    </w:lvl>
+    <w:lvl w:ilvl="5" w:tplc="100C0005" w:tentative="1">
+      <w:start w:val="1"/>
+      <w:numFmt w:val="bullet"/>
+      <w:lvlText w:val=""/>
+      <w:lvlJc w:val="left"/>
+      <w:pPr>
+        <w:ind w:left="4320" w:hanging="360"/>
+      </w:pPr>
+      <w:rPr>
+        <w:rFonts w:ascii="Wingdings" w:hAnsi="Wingdings" w:hint="default"/>
+      </w:rPr>
+    </w:lvl>
+    <w:lvl w:ilvl="6" w:tplc="100C0001" w:tentative="1">
+      <w:start w:val="1"/>
+      <w:numFmt w:val="bullet"/>
+      <w:lvlText w:val=""/>
+      <w:lvlJc w:val="left"/>
+      <w:pPr>
+        <w:ind w:left="5040" w:hanging="360"/>
+      </w:pPr>
+      <w:rPr>
+        <w:rFonts w:ascii="Symbol" w:hAnsi="Symbol" w:hint="default"/>
+      </w:rPr>
+    </w:lvl>
+    <w:lvl w:ilvl="7" w:tplc="100C0003" w:tentative="1">
+      <w:start w:val="1"/>
+      <w:numFmt w:val="bullet"/>
+      <w:lvlText w:val="o"/>
+      <w:lvlJc w:val="left"/>
+      <w:pPr>
+        <w:ind w:left="5760" w:hanging="360"/>
+      </w:pPr>
+      <w:rPr>
+        <w:rFonts w:ascii="Courier New" w:hAnsi="Courier New" w:cs="Courier New" w:hint="default"/>
+      </w:rPr>
+    </w:lvl>
+    <w:lvl w:ilvl="8" w:tplc="100C0005" w:tentative="1">
+      <w:start w:val="1"/>
+      <w:numFmt w:val="bullet"/>
+      <w:lvlText w:val=""/>
+      <w:lvlJc w:val="left"/>
+      <w:pPr>
+        <w:ind w:left="6480" w:hanging="360"/>
+      </w:pPr>
+      <w:rPr>
+        <w:rFonts w:ascii="Wingdings" w:hAnsi="Wingdings" w:hint="default"/>
+      </w:rPr>
+    </w:lvl>
+  </w:abstractNum>
+  <w:abstractNum w:abstractNumId="3" w15:restartNumberingAfterBreak="0">
     <w:nsid w:val="17205430"/>
     <w:multiLevelType w:val="multilevel"/>
     <w:tmpl w:val="0EF413B2"/>
@@ -1362,7 +1290,382 @@
       </w:rPr>
     </w:lvl>
   </w:abstractNum>
-  <w:abstractNum w:abstractNumId="2" w15:restartNumberingAfterBreak="0">
+  <w:abstractNum w:abstractNumId="4" w15:restartNumberingAfterBreak="0">
+    <w:nsid w:val="192B2D67"/>
+    <w:multiLevelType w:val="hybridMultilevel"/>
+    <w:tmpl w:val="F4C82C54"/>
+    <w:lvl w:ilvl="0" w:tplc="100C0001">
+      <w:start w:val="1"/>
+      <w:numFmt w:val="bullet"/>
+      <w:lvlText w:val=""/>
+      <w:lvlJc w:val="left"/>
+      <w:pPr>
+        <w:ind w:left="720" w:hanging="360"/>
+      </w:pPr>
+      <w:rPr>
+        <w:rFonts w:ascii="Symbol" w:hAnsi="Symbol" w:hint="default"/>
+      </w:rPr>
+    </w:lvl>
+    <w:lvl w:ilvl="1" w:tplc="100C0003" w:tentative="1">
+      <w:start w:val="1"/>
+      <w:numFmt w:val="bullet"/>
+      <w:lvlText w:val="o"/>
+      <w:lvlJc w:val="left"/>
+      <w:pPr>
+        <w:ind w:left="1440" w:hanging="360"/>
+      </w:pPr>
+      <w:rPr>
+        <w:rFonts w:ascii="Courier New" w:hAnsi="Courier New" w:cs="Courier New" w:hint="default"/>
+      </w:rPr>
+    </w:lvl>
+    <w:lvl w:ilvl="2" w:tplc="100C0005" w:tentative="1">
+      <w:start w:val="1"/>
+      <w:numFmt w:val="bullet"/>
+      <w:lvlText w:val=""/>
+      <w:lvlJc w:val="left"/>
+      <w:pPr>
+        <w:ind w:left="2160" w:hanging="360"/>
+      </w:pPr>
+      <w:rPr>
+        <w:rFonts w:ascii="Wingdings" w:hAnsi="Wingdings" w:hint="default"/>
+      </w:rPr>
+    </w:lvl>
+    <w:lvl w:ilvl="3" w:tplc="100C0001" w:tentative="1">
+      <w:start w:val="1"/>
+      <w:numFmt w:val="bullet"/>
+      <w:lvlText w:val=""/>
+      <w:lvlJc w:val="left"/>
+      <w:pPr>
+        <w:ind w:left="2880" w:hanging="360"/>
+      </w:pPr>
+      <w:rPr>
+        <w:rFonts w:ascii="Symbol" w:hAnsi="Symbol" w:hint="default"/>
+      </w:rPr>
+    </w:lvl>
+    <w:lvl w:ilvl="4" w:tplc="100C0003" w:tentative="1">
+      <w:start w:val="1"/>
+      <w:numFmt w:val="bullet"/>
+      <w:lvlText w:val="o"/>
+      <w:lvlJc w:val="left"/>
+      <w:pPr>
+        <w:ind w:left="3600" w:hanging="360"/>
+      </w:pPr>
+      <w:rPr>
+        <w:rFonts w:ascii="Courier New" w:hAnsi="Courier New" w:cs="Courier New" w:hint="default"/>
+      </w:rPr>
+    </w:lvl>
+    <w:lvl w:ilvl="5" w:tplc="100C0005" w:tentative="1">
+      <w:start w:val="1"/>
+      <w:numFmt w:val="bullet"/>
+      <w:lvlText w:val=""/>
+      <w:lvlJc w:val="left"/>
+      <w:pPr>
+        <w:ind w:left="4320" w:hanging="360"/>
+      </w:pPr>
+      <w:rPr>
+        <w:rFonts w:ascii="Wingdings" w:hAnsi="Wingdings" w:hint="default"/>
+      </w:rPr>
+    </w:lvl>
+    <w:lvl w:ilvl="6" w:tplc="100C0001" w:tentative="1">
+      <w:start w:val="1"/>
+      <w:numFmt w:val="bullet"/>
+      <w:lvlText w:val=""/>
+      <w:lvlJc w:val="left"/>
+      <w:pPr>
+        <w:ind w:left="5040" w:hanging="360"/>
+      </w:pPr>
+      <w:rPr>
+        <w:rFonts w:ascii="Symbol" w:hAnsi="Symbol" w:hint="default"/>
+      </w:rPr>
+    </w:lvl>
+    <w:lvl w:ilvl="7" w:tplc="100C0003" w:tentative="1">
+      <w:start w:val="1"/>
+      <w:numFmt w:val="bullet"/>
+      <w:lvlText w:val="o"/>
+      <w:lvlJc w:val="left"/>
+      <w:pPr>
+        <w:ind w:left="5760" w:hanging="360"/>
+      </w:pPr>
+      <w:rPr>
+        <w:rFonts w:ascii="Courier New" w:hAnsi="Courier New" w:cs="Courier New" w:hint="default"/>
+      </w:rPr>
+    </w:lvl>
+    <w:lvl w:ilvl="8" w:tplc="100C0005" w:tentative="1">
+      <w:start w:val="1"/>
+      <w:numFmt w:val="bullet"/>
+      <w:lvlText w:val=""/>
+      <w:lvlJc w:val="left"/>
+      <w:pPr>
+        <w:ind w:left="6480" w:hanging="360"/>
+      </w:pPr>
+      <w:rPr>
+        <w:rFonts w:ascii="Wingdings" w:hAnsi="Wingdings" w:hint="default"/>
+      </w:rPr>
+    </w:lvl>
+  </w:abstractNum>
+  <w:abstractNum w:abstractNumId="5" w15:restartNumberingAfterBreak="0">
+    <w:nsid w:val="47122DFE"/>
+    <w:multiLevelType w:val="hybridMultilevel"/>
+    <w:tmpl w:val="5882E006"/>
+    <w:lvl w:ilvl="0" w:tplc="100C0001">
+      <w:start w:val="1"/>
+      <w:numFmt w:val="bullet"/>
+      <w:lvlText w:val=""/>
+      <w:lvlJc w:val="left"/>
+      <w:pPr>
+        <w:ind w:left="720" w:hanging="360"/>
+      </w:pPr>
+      <w:rPr>
+        <w:rFonts w:ascii="Symbol" w:hAnsi="Symbol" w:hint="default"/>
+      </w:rPr>
+    </w:lvl>
+    <w:lvl w:ilvl="1" w:tplc="100C0003" w:tentative="1">
+      <w:start w:val="1"/>
+      <w:numFmt w:val="bullet"/>
+      <w:lvlText w:val="o"/>
+      <w:lvlJc w:val="left"/>
+      <w:pPr>
+        <w:ind w:left="1440" w:hanging="360"/>
+      </w:pPr>
+      <w:rPr>
+        <w:rFonts w:ascii="Courier New" w:hAnsi="Courier New" w:cs="Courier New" w:hint="default"/>
+      </w:rPr>
+    </w:lvl>
+    <w:lvl w:ilvl="2" w:tplc="100C0005" w:tentative="1">
+      <w:start w:val="1"/>
+      <w:numFmt w:val="bullet"/>
+      <w:lvlText w:val=""/>
+      <w:lvlJc w:val="left"/>
+      <w:pPr>
+        <w:ind w:left="2160" w:hanging="360"/>
+      </w:pPr>
+      <w:rPr>
+        <w:rFonts w:ascii="Wingdings" w:hAnsi="Wingdings" w:hint="default"/>
+      </w:rPr>
+    </w:lvl>
+    <w:lvl w:ilvl="3" w:tplc="100C0001" w:tentative="1">
+      <w:start w:val="1"/>
+      <w:numFmt w:val="bullet"/>
+      <w:lvlText w:val=""/>
+      <w:lvlJc w:val="left"/>
+      <w:pPr>
+        <w:ind w:left="2880" w:hanging="360"/>
+      </w:pPr>
+      <w:rPr>
+        <w:rFonts w:ascii="Symbol" w:hAnsi="Symbol" w:hint="default"/>
+      </w:rPr>
+    </w:lvl>
+    <w:lvl w:ilvl="4" w:tplc="100C0003" w:tentative="1">
+      <w:start w:val="1"/>
+      <w:numFmt w:val="bullet"/>
+      <w:lvlText w:val="o"/>
+      <w:lvlJc w:val="left"/>
+      <w:pPr>
+        <w:ind w:left="3600" w:hanging="360"/>
+      </w:pPr>
+      <w:rPr>
+        <w:rFonts w:ascii="Courier New" w:hAnsi="Courier New" w:cs="Courier New" w:hint="default"/>
+      </w:rPr>
+    </w:lvl>
+    <w:lvl w:ilvl="5" w:tplc="100C0005" w:tentative="1">
+      <w:start w:val="1"/>
+      <w:numFmt w:val="bullet"/>
+      <w:lvlText w:val=""/>
+      <w:lvlJc w:val="left"/>
+      <w:pPr>
+        <w:ind w:left="4320" w:hanging="360"/>
+      </w:pPr>
+      <w:rPr>
+        <w:rFonts w:ascii="Wingdings" w:hAnsi="Wingdings" w:hint="default"/>
+      </w:rPr>
+    </w:lvl>
+    <w:lvl w:ilvl="6" w:tplc="100C0001" w:tentative="1">
+      <w:start w:val="1"/>
+      <w:numFmt w:val="bullet"/>
+      <w:lvlText w:val=""/>
+      <w:lvlJc w:val="left"/>
+      <w:pPr>
+        <w:ind w:left="5040" w:hanging="360"/>
+      </w:pPr>
+      <w:rPr>
+        <w:rFonts w:ascii="Symbol" w:hAnsi="Symbol" w:hint="default"/>
+      </w:rPr>
+    </w:lvl>
+    <w:lvl w:ilvl="7" w:tplc="100C0003" w:tentative="1">
+      <w:start w:val="1"/>
+      <w:numFmt w:val="bullet"/>
+      <w:lvlText w:val="o"/>
+      <w:lvlJc w:val="left"/>
+      <w:pPr>
+        <w:ind w:left="5760" w:hanging="360"/>
+      </w:pPr>
+      <w:rPr>
+        <w:rFonts w:ascii="Courier New" w:hAnsi="Courier New" w:cs="Courier New" w:hint="default"/>
+      </w:rPr>
+    </w:lvl>
+    <w:lvl w:ilvl="8" w:tplc="100C0005" w:tentative="1">
+      <w:start w:val="1"/>
+      <w:numFmt w:val="bullet"/>
+      <w:lvlText w:val=""/>
+      <w:lvlJc w:val="left"/>
+      <w:pPr>
+        <w:ind w:left="6480" w:hanging="360"/>
+      </w:pPr>
+      <w:rPr>
+        <w:rFonts w:ascii="Wingdings" w:hAnsi="Wingdings" w:hint="default"/>
+      </w:rPr>
+    </w:lvl>
+  </w:abstractNum>
+  <w:abstractNum w:abstractNumId="6" w15:restartNumberingAfterBreak="0">
+    <w:nsid w:val="4FBA4F28"/>
+    <w:multiLevelType w:val="multilevel"/>
+    <w:tmpl w:val="CACCA326"/>
+    <w:lvl w:ilvl="0">
+      <w:start w:val="1"/>
+      <w:numFmt w:val="bullet"/>
+      <w:lvlText w:val=""/>
+      <w:lvlJc w:val="left"/>
+      <w:pPr>
+        <w:tabs>
+          <w:tab w:val="num" w:pos="720"/>
+        </w:tabs>
+        <w:ind w:left="720" w:hanging="360"/>
+      </w:pPr>
+      <w:rPr>
+        <w:rFonts w:ascii="Symbol" w:hAnsi="Symbol" w:hint="default"/>
+        <w:sz w:val="20"/>
+      </w:rPr>
+    </w:lvl>
+    <w:lvl w:ilvl="1" w:tentative="1">
+      <w:start w:val="1"/>
+      <w:numFmt w:val="bullet"/>
+      <w:lvlText w:val="o"/>
+      <w:lvlJc w:val="left"/>
+      <w:pPr>
+        <w:tabs>
+          <w:tab w:val="num" w:pos="1440"/>
+        </w:tabs>
+        <w:ind w:left="1440" w:hanging="360"/>
+      </w:pPr>
+      <w:rPr>
+        <w:rFonts w:ascii="Courier New" w:hAnsi="Courier New" w:hint="default"/>
+        <w:sz w:val="20"/>
+      </w:rPr>
+    </w:lvl>
+    <w:lvl w:ilvl="2" w:tentative="1">
+      <w:start w:val="1"/>
+      <w:numFmt w:val="bullet"/>
+      <w:lvlText w:val=""/>
+      <w:lvlJc w:val="left"/>
+      <w:pPr>
+        <w:tabs>
+          <w:tab w:val="num" w:pos="2160"/>
+        </w:tabs>
+        <w:ind w:left="2160" w:hanging="360"/>
+      </w:pPr>
+      <w:rPr>
+        <w:rFonts w:ascii="Wingdings" w:hAnsi="Wingdings" w:hint="default"/>
+        <w:sz w:val="20"/>
+      </w:rPr>
+    </w:lvl>
+    <w:lvl w:ilvl="3" w:tentative="1">
+      <w:start w:val="1"/>
+      <w:numFmt w:val="bullet"/>
+      <w:lvlText w:val=""/>
+      <w:lvlJc w:val="left"/>
+      <w:pPr>
+        <w:tabs>
+          <w:tab w:val="num" w:pos="2880"/>
+        </w:tabs>
+        <w:ind w:left="2880" w:hanging="360"/>
+      </w:pPr>
+      <w:rPr>
+        <w:rFonts w:ascii="Wingdings" w:hAnsi="Wingdings" w:hint="default"/>
+        <w:sz w:val="20"/>
+      </w:rPr>
+    </w:lvl>
+    <w:lvl w:ilvl="4" w:tentative="1">
+      <w:start w:val="1"/>
+      <w:numFmt w:val="bullet"/>
+      <w:lvlText w:val=""/>
+      <w:lvlJc w:val="left"/>
+      <w:pPr>
+        <w:tabs>
+          <w:tab w:val="num" w:pos="3600"/>
+        </w:tabs>
+        <w:ind w:left="3600" w:hanging="360"/>
+      </w:pPr>
+      <w:rPr>
+        <w:rFonts w:ascii="Wingdings" w:hAnsi="Wingdings" w:hint="default"/>
+        <w:sz w:val="20"/>
+      </w:rPr>
+    </w:lvl>
+    <w:lvl w:ilvl="5" w:tentative="1">
+      <w:start w:val="1"/>
+      <w:numFmt w:val="bullet"/>
+      <w:lvlText w:val=""/>
+      <w:lvlJc w:val="left"/>
+      <w:pPr>
+        <w:tabs>
+          <w:tab w:val="num" w:pos="4320"/>
+        </w:tabs>
+        <w:ind w:left="4320" w:hanging="360"/>
+      </w:pPr>
+      <w:rPr>
+        <w:rFonts w:ascii="Wingdings" w:hAnsi="Wingdings" w:hint="default"/>
+        <w:sz w:val="20"/>
+      </w:rPr>
+    </w:lvl>
+    <w:lvl w:ilvl="6" w:tentative="1">
+      <w:start w:val="1"/>
+      <w:numFmt w:val="bullet"/>
+      <w:lvlText w:val=""/>
+      <w:lvlJc w:val="left"/>
+      <w:pPr>
+        <w:tabs>
+          <w:tab w:val="num" w:pos="5040"/>
+        </w:tabs>
+        <w:ind w:left="5040" w:hanging="360"/>
+      </w:pPr>
+      <w:rPr>
+        <w:rFonts w:ascii="Wingdings" w:hAnsi="Wingdings" w:hint="default"/>
+        <w:sz w:val="20"/>
+      </w:rPr>
+    </w:lvl>
+    <w:lvl w:ilvl="7" w:tentative="1">
+      <w:start w:val="1"/>
+      <w:numFmt w:val="bullet"/>
+      <w:lvlText w:val=""/>
+      <w:lvlJc w:val="left"/>
+      <w:pPr>
+        <w:tabs>
+          <w:tab w:val="num" w:pos="5760"/>
+        </w:tabs>
+        <w:ind w:left="5760" w:hanging="360"/>
+      </w:pPr>
+      <w:rPr>
+        <w:rFonts w:ascii="Wingdings" w:hAnsi="Wingdings" w:hint="default"/>
+        <w:sz w:val="20"/>
+      </w:rPr>
+    </w:lvl>
+    <w:lvl w:ilvl="8" w:tentative="1">
+      <w:start w:val="1"/>
+      <w:numFmt w:val="bullet"/>
+      <w:lvlText w:val=""/>
+      <w:lvlJc w:val="left"/>
+      <w:pPr>
+        <w:tabs>
+          <w:tab w:val="num" w:pos="6480"/>
+        </w:tabs>
+        <w:ind w:left="6480" w:hanging="360"/>
+      </w:pPr>
+      <w:rPr>
+        <w:rFonts w:ascii="Wingdings" w:hAnsi="Wingdings" w:hint="default"/>
+        <w:sz w:val="20"/>
+      </w:rPr>
+    </w:lvl>
+  </w:abstractNum>
+  <w:abstractNum w:abstractNumId="7" w15:restartNumberingAfterBreak="0">
     <w:nsid w:val="5C7E2398"/>
     <w:multiLevelType w:val="hybridMultilevel"/>
     <w:tmpl w:val="E99EEE48"/>
@@ -1474,7 +1777,156 @@
       </w:rPr>
     </w:lvl>
   </w:abstractNum>
-  <w:abstractNum w:abstractNumId="3" w15:restartNumberingAfterBreak="0">
+  <w:abstractNum w:abstractNumId="8" w15:restartNumberingAfterBreak="0">
+    <w:nsid w:val="76AB4CDC"/>
+    <w:multiLevelType w:val="multilevel"/>
+    <w:tmpl w:val="D69EFA02"/>
+    <w:lvl w:ilvl="0">
+      <w:start w:val="1"/>
+      <w:numFmt w:val="bullet"/>
+      <w:lvlText w:val=""/>
+      <w:lvlJc w:val="left"/>
+      <w:pPr>
+        <w:tabs>
+          <w:tab w:val="num" w:pos="720"/>
+        </w:tabs>
+        <w:ind w:left="720" w:hanging="360"/>
+      </w:pPr>
+      <w:rPr>
+        <w:rFonts w:ascii="Symbol" w:hAnsi="Symbol" w:hint="default"/>
+        <w:sz w:val="20"/>
+      </w:rPr>
+    </w:lvl>
+    <w:lvl w:ilvl="1" w:tentative="1">
+      <w:start w:val="1"/>
+      <w:numFmt w:val="bullet"/>
+      <w:lvlText w:val="o"/>
+      <w:lvlJc w:val="left"/>
+      <w:pPr>
+        <w:tabs>
+          <w:tab w:val="num" w:pos="1440"/>
+        </w:tabs>
+        <w:ind w:left="1440" w:hanging="360"/>
+      </w:pPr>
+      <w:rPr>
+        <w:rFonts w:ascii="Courier New" w:hAnsi="Courier New" w:hint="default"/>
+        <w:sz w:val="20"/>
+      </w:rPr>
+    </w:lvl>
+    <w:lvl w:ilvl="2" w:tentative="1">
+      <w:start w:val="1"/>
+      <w:numFmt w:val="bullet"/>
+      <w:lvlText w:val=""/>
+      <w:lvlJc w:val="left"/>
+      <w:pPr>
+        <w:tabs>
+          <w:tab w:val="num" w:pos="2160"/>
+        </w:tabs>
+        <w:ind w:left="2160" w:hanging="360"/>
+      </w:pPr>
+      <w:rPr>
+        <w:rFonts w:ascii="Wingdings" w:hAnsi="Wingdings" w:hint="default"/>
+        <w:sz w:val="20"/>
+      </w:rPr>
+    </w:lvl>
+    <w:lvl w:ilvl="3" w:tentative="1">
+      <w:start w:val="1"/>
+      <w:numFmt w:val="bullet"/>
+      <w:lvlText w:val=""/>
+      <w:lvlJc w:val="left"/>
+      <w:pPr>
+        <w:tabs>
+          <w:tab w:val="num" w:pos="2880"/>
+        </w:tabs>
+        <w:ind w:left="2880" w:hanging="360"/>
+      </w:pPr>
+      <w:rPr>
+        <w:rFonts w:ascii="Wingdings" w:hAnsi="Wingdings" w:hint="default"/>
+        <w:sz w:val="20"/>
+      </w:rPr>
+    </w:lvl>
+    <w:lvl w:ilvl="4" w:tentative="1">
+      <w:start w:val="1"/>
+      <w:numFmt w:val="bullet"/>
+      <w:lvlText w:val=""/>
+      <w:lvlJc w:val="left"/>
+      <w:pPr>
+        <w:tabs>
+          <w:tab w:val="num" w:pos="3600"/>
+        </w:tabs>
+        <w:ind w:left="3600" w:hanging="360"/>
+      </w:pPr>
+      <w:rPr>
+        <w:rFonts w:ascii="Wingdings" w:hAnsi="Wingdings" w:hint="default"/>
+        <w:sz w:val="20"/>
+      </w:rPr>
+    </w:lvl>
+    <w:lvl w:ilvl="5" w:tentative="1">
+      <w:start w:val="1"/>
+      <w:numFmt w:val="bullet"/>
+      <w:lvlText w:val=""/>
+      <w:lvlJc w:val="left"/>
+      <w:pPr>
+        <w:tabs>
+          <w:tab w:val="num" w:pos="4320"/>
+        </w:tabs>
+        <w:ind w:left="4320" w:hanging="360"/>
+      </w:pPr>
+      <w:rPr>
+        <w:rFonts w:ascii="Wingdings" w:hAnsi="Wingdings" w:hint="default"/>
+        <w:sz w:val="20"/>
+      </w:rPr>
+    </w:lvl>
+    <w:lvl w:ilvl="6" w:tentative="1">
+      <w:start w:val="1"/>
+      <w:numFmt w:val="bullet"/>
+      <w:lvlText w:val=""/>
+      <w:lvlJc w:val="left"/>
+      <w:pPr>
+        <w:tabs>
+          <w:tab w:val="num" w:pos="5040"/>
+        </w:tabs>
+        <w:ind w:left="5040" w:hanging="360"/>
+      </w:pPr>
+      <w:rPr>
+        <w:rFonts w:ascii="Wingdings" w:hAnsi="Wingdings" w:hint="default"/>
+        <w:sz w:val="20"/>
+      </w:rPr>
+    </w:lvl>
+    <w:lvl w:ilvl="7" w:tentative="1">
+      <w:start w:val="1"/>
+      <w:numFmt w:val="bullet"/>
+      <w:lvlText w:val=""/>
+      <w:lvlJc w:val="left"/>
+      <w:pPr>
+        <w:tabs>
+          <w:tab w:val="num" w:pos="5760"/>
+        </w:tabs>
+        <w:ind w:left="5760" w:hanging="360"/>
+      </w:pPr>
+      <w:rPr>
+        <w:rFonts w:ascii="Wingdings" w:hAnsi="Wingdings" w:hint="default"/>
+        <w:sz w:val="20"/>
+      </w:rPr>
+    </w:lvl>
+    <w:lvl w:ilvl="8" w:tentative="1">
+      <w:start w:val="1"/>
+      <w:numFmt w:val="bullet"/>
+      <w:lvlText w:val=""/>
+      <w:lvlJc w:val="left"/>
+      <w:pPr>
+        <w:tabs>
+          <w:tab w:val="num" w:pos="6480"/>
+        </w:tabs>
+        <w:ind w:left="6480" w:hanging="360"/>
+      </w:pPr>
+      <w:rPr>
+        <w:rFonts w:ascii="Wingdings" w:hAnsi="Wingdings" w:hint="default"/>
+        <w:sz w:val="20"/>
+      </w:rPr>
+    </w:lvl>
+  </w:abstractNum>
+  <w:abstractNum w:abstractNumId="9" w15:restartNumberingAfterBreak="0">
     <w:nsid w:val="773802A5"/>
     <w:multiLevelType w:val="hybridMultilevel"/>
     <w:tmpl w:val="60B6AE12"/>
@@ -1560,17 +2012,151 @@
       </w:pPr>
     </w:lvl>
   </w:abstractNum>
+  <w:abstractNum w:abstractNumId="10" w15:restartNumberingAfterBreak="0">
+    <w:nsid w:val="78DE335F"/>
+    <w:multiLevelType w:val="hybridMultilevel"/>
+    <w:tmpl w:val="0318F7D2"/>
+    <w:lvl w:ilvl="0" w:tplc="100C0001">
+      <w:start w:val="1"/>
+      <w:numFmt w:val="bullet"/>
+      <w:lvlText w:val=""/>
+      <w:lvlJc w:val="left"/>
+      <w:pPr>
+        <w:ind w:left="720" w:hanging="360"/>
+      </w:pPr>
+      <w:rPr>
+        <w:rFonts w:ascii="Symbol" w:hAnsi="Symbol" w:hint="default"/>
+      </w:rPr>
+    </w:lvl>
+    <w:lvl w:ilvl="1" w:tplc="100C0003" w:tentative="1">
+      <w:start w:val="1"/>
+      <w:numFmt w:val="bullet"/>
+      <w:lvlText w:val="o"/>
+      <w:lvlJc w:val="left"/>
+      <w:pPr>
+        <w:ind w:left="1440" w:hanging="360"/>
+      </w:pPr>
+      <w:rPr>
+        <w:rFonts w:ascii="Courier New" w:hAnsi="Courier New" w:cs="Courier New" w:hint="default"/>
+      </w:rPr>
+    </w:lvl>
+    <w:lvl w:ilvl="2" w:tplc="100C0005" w:tentative="1">
+      <w:start w:val="1"/>
+      <w:numFmt w:val="bullet"/>
+      <w:lvlText w:val=""/>
+      <w:lvlJc w:val="left"/>
+      <w:pPr>
+        <w:ind w:left="2160" w:hanging="360"/>
+      </w:pPr>
+      <w:rPr>
+        <w:rFonts w:ascii="Wingdings" w:hAnsi="Wingdings" w:hint="default"/>
+      </w:rPr>
+    </w:lvl>
+    <w:lvl w:ilvl="3" w:tplc="100C0001" w:tentative="1">
+      <w:start w:val="1"/>
+      <w:numFmt w:val="bullet"/>
+      <w:lvlText w:val=""/>
+      <w:lvlJc w:val="left"/>
+      <w:pPr>
+        <w:ind w:left="2880" w:hanging="360"/>
+      </w:pPr>
+      <w:rPr>
+        <w:rFonts w:ascii="Symbol" w:hAnsi="Symbol" w:hint="default"/>
+      </w:rPr>
+    </w:lvl>
+    <w:lvl w:ilvl="4" w:tplc="100C0003" w:tentative="1">
+      <w:start w:val="1"/>
+      <w:numFmt w:val="bullet"/>
+      <w:lvlText w:val="o"/>
+      <w:lvlJc w:val="left"/>
+      <w:pPr>
+        <w:ind w:left="3600" w:hanging="360"/>
+      </w:pPr>
+      <w:rPr>
+        <w:rFonts w:ascii="Courier New" w:hAnsi="Courier New" w:cs="Courier New" w:hint="default"/>
+      </w:rPr>
+    </w:lvl>
+    <w:lvl w:ilvl="5" w:tplc="100C0005" w:tentative="1">
+      <w:start w:val="1"/>
+      <w:numFmt w:val="bullet"/>
+      <w:lvlText w:val=""/>
+      <w:lvlJc w:val="left"/>
+      <w:pPr>
+        <w:ind w:left="4320" w:hanging="360"/>
+      </w:pPr>
+      <w:rPr>
+        <w:rFonts w:ascii="Wingdings" w:hAnsi="Wingdings" w:hint="default"/>
+      </w:rPr>
+    </w:lvl>
+    <w:lvl w:ilvl="6" w:tplc="100C0001" w:tentative="1">
+      <w:start w:val="1"/>
+      <w:numFmt w:val="bullet"/>
+      <w:lvlText w:val=""/>
+      <w:lvlJc w:val="left"/>
+      <w:pPr>
+        <w:ind w:left="5040" w:hanging="360"/>
+      </w:pPr>
+      <w:rPr>
+        <w:rFonts w:ascii="Symbol" w:hAnsi="Symbol" w:hint="default"/>
+      </w:rPr>
+    </w:lvl>
+    <w:lvl w:ilvl="7" w:tplc="100C0003" w:tentative="1">
+      <w:start w:val="1"/>
+      <w:numFmt w:val="bullet"/>
+      <w:lvlText w:val="o"/>
+      <w:lvlJc w:val="left"/>
+      <w:pPr>
+        <w:ind w:left="5760" w:hanging="360"/>
+      </w:pPr>
+      <w:rPr>
+        <w:rFonts w:ascii="Courier New" w:hAnsi="Courier New" w:cs="Courier New" w:hint="default"/>
+      </w:rPr>
+    </w:lvl>
+    <w:lvl w:ilvl="8" w:tplc="100C0005" w:tentative="1">
+      <w:start w:val="1"/>
+      <w:numFmt w:val="bullet"/>
+      <w:lvlText w:val=""/>
+      <w:lvlJc w:val="left"/>
+      <w:pPr>
+        <w:ind w:left="6480" w:hanging="360"/>
+      </w:pPr>
+      <w:rPr>
+        <w:rFonts w:ascii="Wingdings" w:hAnsi="Wingdings" w:hint="default"/>
+      </w:rPr>
+    </w:lvl>
+  </w:abstractNum>
   <w:num w:numId="1" w16cid:durableId="1684818926">
+    <w:abstractNumId w:val="7"/>
+  </w:num>
+  <w:num w:numId="2" w16cid:durableId="1785922130">
+    <w:abstractNumId w:val="1"/>
+  </w:num>
+  <w:num w:numId="3" w16cid:durableId="502744961">
+    <w:abstractNumId w:val="9"/>
+  </w:num>
+  <w:num w:numId="4" w16cid:durableId="1643653932">
+    <w:abstractNumId w:val="3"/>
+  </w:num>
+  <w:num w:numId="5" w16cid:durableId="1611281708">
+    <w:abstractNumId w:val="8"/>
+  </w:num>
+  <w:num w:numId="6" w16cid:durableId="915016576">
+    <w:abstractNumId w:val="6"/>
+  </w:num>
+  <w:num w:numId="7" w16cid:durableId="1876573442">
+    <w:abstractNumId w:val="5"/>
+  </w:num>
+  <w:num w:numId="8" w16cid:durableId="208495666">
     <w:abstractNumId w:val="2"/>
   </w:num>
-  <w:num w:numId="2" w16cid:durableId="1785922130">
+  <w:num w:numId="9" w16cid:durableId="24789739">
     <w:abstractNumId w:val="0"/>
   </w:num>
-  <w:num w:numId="3" w16cid:durableId="502744961">
-    <w:abstractNumId w:val="3"/>
+  <w:num w:numId="10" w16cid:durableId="945187453">
+    <w:abstractNumId w:val="4"/>
   </w:num>
-  <w:num w:numId="4" w16cid:durableId="1643653932">
-    <w:abstractNumId w:val="1"/>
+  <w:num w:numId="11" w16cid:durableId="1741367297">
+    <w:abstractNumId w:val="10"/>
   </w:num>
 </w:numbering>
 </file>
@@ -1675,7 +2261,7 @@
     <w:lsdException w:name="E-mail Signature" w:semiHidden="1" w:unhideWhenUsed="1"/>
     <w:lsdException w:name="HTML Top of Form" w:semiHidden="1" w:unhideWhenUsed="1"/>
     <w:lsdException w:name="HTML Bottom of Form" w:semiHidden="1" w:unhideWhenUsed="1"/>
-    <w:lsdException w:name="Normal (Web)" w:semiHidden="1" w:unhideWhenUsed="1"/>
+    <w:lsdException w:name="Normal (Web)" w:semiHidden="1" w:uiPriority="99" w:unhideWhenUsed="1"/>
     <w:lsdException w:name="HTML Acronym" w:semiHidden="1" w:unhideWhenUsed="1"/>
     <w:lsdException w:name="HTML Address" w:semiHidden="1" w:unhideWhenUsed="1"/>
     <w:lsdException w:name="HTML Cite" w:semiHidden="1" w:unhideWhenUsed="1"/>
@@ -1966,10 +2552,50 @@
       <w:lang w:val="fr-FR" w:eastAsia="en-US"/>
     </w:rPr>
   </w:style>
+  <w:style w:type="paragraph" w:styleId="Titre1">
+    <w:name w:val="heading 1"/>
+    <w:basedOn w:val="Normal"/>
+    <w:next w:val="Normal"/>
+    <w:link w:val="Titre1Car"/>
+    <w:qFormat/>
+    <w:rsid w:val="00E31464"/>
+    <w:pPr>
+      <w:keepNext/>
+      <w:keepLines/>
+      <w:spacing w:before="240"/>
+      <w:outlineLvl w:val="0"/>
+    </w:pPr>
+    <w:rPr>
+      <w:rFonts w:asciiTheme="majorHAnsi" w:eastAsiaTheme="majorEastAsia" w:hAnsiTheme="majorHAnsi" w:cstheme="majorBidi"/>
+      <w:color w:val="365F91" w:themeColor="accent1" w:themeShade="BF"/>
+      <w:sz w:val="32"/>
+      <w:szCs w:val="32"/>
+    </w:rPr>
+  </w:style>
+  <w:style w:type="paragraph" w:styleId="Titre2">
+    <w:name w:val="heading 2"/>
+    <w:basedOn w:val="Normal"/>
+    <w:next w:val="Normal"/>
+    <w:link w:val="Titre2Car"/>
+    <w:unhideWhenUsed/>
+    <w:qFormat/>
+    <w:rsid w:val="00E31464"/>
+    <w:pPr>
+      <w:keepNext/>
+      <w:keepLines/>
+      <w:spacing w:before="40"/>
+      <w:outlineLvl w:val="1"/>
+    </w:pPr>
+    <w:rPr>
+      <w:rFonts w:asciiTheme="majorHAnsi" w:eastAsiaTheme="majorEastAsia" w:hAnsiTheme="majorHAnsi" w:cstheme="majorBidi"/>
+      <w:color w:val="365F91" w:themeColor="accent1" w:themeShade="BF"/>
+      <w:sz w:val="26"/>
+      <w:szCs w:val="26"/>
+    </w:rPr>
+  </w:style>
   <w:style w:type="character" w:default="1" w:styleId="Policepardfaut">
     <w:name w:val="Default Paragraph Font"/>
     <w:uiPriority w:val="1"/>
-    <w:semiHidden/>
     <w:unhideWhenUsed/>
   </w:style>
   <w:style w:type="table" w:default="1" w:styleId="TableauNormal">
@@ -2039,6 +2665,91 @@
       <w:rFonts w:ascii="Calibri" w:hAnsi="Calibri"/>
       <w:szCs w:val="22"/>
       <w:lang w:val="en-US" w:bidi="en-US"/>
+    </w:rPr>
+  </w:style>
+  <w:style w:type="paragraph" w:styleId="Titre">
+    <w:name w:val="Title"/>
+    <w:basedOn w:val="Normal"/>
+    <w:next w:val="Normal"/>
+    <w:link w:val="TitreCar"/>
+    <w:qFormat/>
+    <w:rsid w:val="00E31464"/>
+    <w:pPr>
+      <w:contextualSpacing/>
+    </w:pPr>
+    <w:rPr>
+      <w:rFonts w:asciiTheme="majorHAnsi" w:eastAsiaTheme="majorEastAsia" w:hAnsiTheme="majorHAnsi" w:cstheme="majorBidi"/>
+      <w:spacing w:val="-10"/>
+      <w:kern w:val="28"/>
+      <w:sz w:val="56"/>
+      <w:szCs w:val="56"/>
+    </w:rPr>
+  </w:style>
+  <w:style w:type="character" w:customStyle="1" w:styleId="TitreCar">
+    <w:name w:val="Titre Car"/>
+    <w:basedOn w:val="Policepardfaut"/>
+    <w:link w:val="Titre"/>
+    <w:rsid w:val="00E31464"/>
+    <w:rPr>
+      <w:rFonts w:asciiTheme="majorHAnsi" w:eastAsiaTheme="majorEastAsia" w:hAnsiTheme="majorHAnsi" w:cstheme="majorBidi"/>
+      <w:spacing w:val="-10"/>
+      <w:kern w:val="28"/>
+      <w:sz w:val="56"/>
+      <w:szCs w:val="56"/>
+      <w:lang w:val="fr-FR" w:eastAsia="en-US"/>
+    </w:rPr>
+  </w:style>
+  <w:style w:type="character" w:customStyle="1" w:styleId="Titre1Car">
+    <w:name w:val="Titre 1 Car"/>
+    <w:basedOn w:val="Policepardfaut"/>
+    <w:link w:val="Titre1"/>
+    <w:rsid w:val="00E31464"/>
+    <w:rPr>
+      <w:rFonts w:asciiTheme="majorHAnsi" w:eastAsiaTheme="majorEastAsia" w:hAnsiTheme="majorHAnsi" w:cstheme="majorBidi"/>
+      <w:color w:val="365F91" w:themeColor="accent1" w:themeShade="BF"/>
+      <w:sz w:val="32"/>
+      <w:szCs w:val="32"/>
+      <w:lang w:val="fr-FR" w:eastAsia="en-US"/>
+    </w:rPr>
+  </w:style>
+  <w:style w:type="character" w:customStyle="1" w:styleId="Titre2Car">
+    <w:name w:val="Titre 2 Car"/>
+    <w:basedOn w:val="Policepardfaut"/>
+    <w:link w:val="Titre2"/>
+    <w:rsid w:val="00E31464"/>
+    <w:rPr>
+      <w:rFonts w:asciiTheme="majorHAnsi" w:eastAsiaTheme="majorEastAsia" w:hAnsiTheme="majorHAnsi" w:cstheme="majorBidi"/>
+      <w:color w:val="365F91" w:themeColor="accent1" w:themeShade="BF"/>
+      <w:sz w:val="26"/>
+      <w:szCs w:val="26"/>
+      <w:lang w:val="fr-FR" w:eastAsia="en-US"/>
+    </w:rPr>
+  </w:style>
+  <w:style w:type="paragraph" w:styleId="Sansinterligne">
+    <w:name w:val="No Spacing"/>
+    <w:uiPriority w:val="1"/>
+    <w:qFormat/>
+    <w:rsid w:val="00D268F6"/>
+    <w:rPr>
+      <w:rFonts w:ascii="Arial" w:hAnsi="Arial"/>
+      <w:sz w:val="22"/>
+      <w:lang w:val="fr-FR" w:eastAsia="en-US"/>
+    </w:rPr>
+  </w:style>
+  <w:style w:type="paragraph" w:styleId="NormalWeb">
+    <w:name w:val="Normal (Web)"/>
+    <w:basedOn w:val="Normal"/>
+    <w:uiPriority w:val="99"/>
+    <w:unhideWhenUsed/>
+    <w:rsid w:val="00D268F6"/>
+    <w:pPr>
+      <w:spacing w:before="100" w:beforeAutospacing="1" w:after="100" w:afterAutospacing="1"/>
+    </w:pPr>
+    <w:rPr>
+      <w:rFonts w:ascii="Times New Roman" w:hAnsi="Times New Roman"/>
+      <w:sz w:val="24"/>
+      <w:szCs w:val="24"/>
+      <w:lang w:val="fr-CH" w:eastAsia="fr-CH"/>
     </w:rPr>
   </w:style>
 </w:styles>
@@ -2330,6 +3041,15 @@
 </file>
 
 <file path=customXml/item1.xml><?xml version="1.0" encoding="utf-8"?>
+<?mso-contentType ?>
+<FormTemplates xmlns="http://schemas.microsoft.com/sharepoint/v3/contenttype/forms">
+  <Display>DocumentLibraryForm</Display>
+  <Edit>DocumentLibraryForm</Edit>
+  <New>DocumentLibraryForm</New>
+</FormTemplates>
+</file>
+
+<file path=customXml/item2.xml><?xml version="1.0" encoding="utf-8"?>
 <ct:contentTypeSchema xmlns:ct="http://schemas.microsoft.com/office/2006/metadata/contentType" xmlns:ma="http://schemas.microsoft.com/office/2006/metadata/properties/metaAttributes" ct:_="" ma:_="" ma:contentTypeName="Document" ma:contentTypeID="0x0101006BD0882D7B13D249A8B88997E24B9140" ma:contentTypeVersion="14" ma:contentTypeDescription="Crée un document." ma:contentTypeScope="" ma:versionID="3865b25f2bf2a035dbe7787239b3f11c">
   <xsd:schema xmlns:xsd="http://www.w3.org/2001/XMLSchema" xmlns:xs="http://www.w3.org/2001/XMLSchema" xmlns:p="http://schemas.microsoft.com/office/2006/metadata/properties" xmlns:ns2="8afaa137-8a18-4908-97f4-35fc924e5a91" xmlns:ns3="3b60234b-33e6-42ae-ae88-ba7d4a3eedfd" targetNamespace="http://schemas.microsoft.com/office/2006/metadata/properties" ma:root="true" ma:fieldsID="718f9f7ddd2530d56a17ab9424d0abda" ns2:_="" ns3:_="">
     <xsd:import namespace="8afaa137-8a18-4908-97f4-35fc924e5a91"/>
@@ -2542,15 +3262,6 @@
 </ct:contentTypeSchema>
 </file>
 
-<file path=customXml/item2.xml><?xml version="1.0" encoding="utf-8"?>
-<?mso-contentType ?>
-<FormTemplates xmlns="http://schemas.microsoft.com/sharepoint/v3/contenttype/forms">
-  <Display>DocumentLibraryForm</Display>
-  <Edit>DocumentLibraryForm</Edit>
-  <New>DocumentLibraryForm</New>
-</FormTemplates>
-</file>
-
 <file path=customXml/item3.xml><?xml version="1.0" encoding="utf-8"?>
 <p:properties xmlns:p="http://schemas.microsoft.com/office/2006/metadata/properties" xmlns:xsi="http://www.w3.org/2001/XMLSchema-instance" xmlns:pc="http://schemas.microsoft.com/office/infopath/2007/PartnerControls">
   <documentManagement>
@@ -2563,6 +3274,14 @@
 </file>
 
 <file path=customXml/itemProps1.xml><?xml version="1.0" encoding="utf-8"?>
+<ds:datastoreItem xmlns:ds="http://schemas.openxmlformats.org/officeDocument/2006/customXml" ds:itemID="{B14513CB-D85D-42BE-AEF4-302DB45AB819}">
+  <ds:schemaRefs>
+    <ds:schemaRef ds:uri="http://schemas.microsoft.com/sharepoint/v3/contenttype/forms"/>
+  </ds:schemaRefs>
+</ds:datastoreItem>
+</file>
+
+<file path=customXml/itemProps2.xml><?xml version="1.0" encoding="utf-8"?>
 <ds:datastoreItem xmlns:ds="http://schemas.openxmlformats.org/officeDocument/2006/customXml" ds:itemID="{9C197E0A-38A5-4E59-BC4E-C6187E0D4938}">
   <ds:schemaRefs>
     <ds:schemaRef ds:uri="http://schemas.microsoft.com/office/2006/metadata/contentType"/>
@@ -2581,14 +3300,6 @@
 </ds:datastoreItem>
 </file>
 
-<file path=customXml/itemProps2.xml><?xml version="1.0" encoding="utf-8"?>
-<ds:datastoreItem xmlns:ds="http://schemas.openxmlformats.org/officeDocument/2006/customXml" ds:itemID="{B14513CB-D85D-42BE-AEF4-302DB45AB819}">
-  <ds:schemaRefs>
-    <ds:schemaRef ds:uri="http://schemas.microsoft.com/sharepoint/v3/contenttype/forms"/>
-  </ds:schemaRefs>
-</ds:datastoreItem>
-</file>
-
 <file path=customXml/itemProps3.xml><?xml version="1.0" encoding="utf-8"?>
 <ds:datastoreItem xmlns:ds="http://schemas.openxmlformats.org/officeDocument/2006/customXml" ds:itemID="{F93415F2-B9DC-4DB4-B207-B695D2855657}">
   <ds:schemaRefs>
